--- a/lessons/7-3/homework.docx
+++ b/lessons/7-3/homework.docx
@@ -106,7 +106,55 @@
     </w:p>
     <w:p>
       <w:pPr>
-        <w:spacing w:after="60"/>
+        <w:keepNext/>
+        <w:spacing w:after="20" w:before="80"/>
+        <w:jc w:val="center"/>
+      </w:pPr>
+      <w:r>
+        <w:drawing>
+          <wp:inline distT="0" distB="0" distL="0" distR="0">
+            <wp:extent cx="1047750" cy="790575"/>
+            <wp:effectExtent t="0" r="0" b="0" l="0"/>
+            <wp:docPr id="1" name="" descr="" title=""/>
+            <wp:cNvGraphicFramePr>
+              <a:graphicFrameLocks xmlns:a="http://schemas.openxmlformats.org/drawingml/2006/main" noChangeAspect="1"/>
+            </wp:cNvGraphicFramePr>
+            <a:graphic xmlns:a="http://schemas.openxmlformats.org/drawingml/2006/main">
+              <a:graphicData uri="http://schemas.openxmlformats.org/drawingml/2006/picture">
+                <pic:pic xmlns:pic="http://schemas.openxmlformats.org/drawingml/2006/picture">
+                  <pic:nvPicPr>
+                    <pic:cNvPr id="0" name="" descr=""/>
+                    <pic:cNvPicPr>
+                      <a:picLocks noChangeAspect="1" noChangeArrowheads="1"/>
+                    </pic:cNvPicPr>
+                  </pic:nvPicPr>
+                  <pic:blipFill>
+                    <a:blip r:embed="rId7" cstate="none"/>
+                    <a:srcRect/>
+                    <a:stretch>
+                      <a:fillRect/>
+                    </a:stretch>
+                  </pic:blipFill>
+                  <pic:spPr bwMode="auto">
+                    <a:xfrm>
+                      <a:off x="0" y="0"/>
+                      <a:ext cx="1047750" cy="790575"/>
+                    </a:xfrm>
+                    <a:prstGeom prst="rect">
+                      <a:avLst/>
+                    </a:prstGeom>
+                  </pic:spPr>
+                </pic:pic>
+              </a:graphicData>
+            </a:graphic>
+          </wp:inline>
+        </w:drawing>
+      </w:r>
+    </w:p>
+    <w:p>
+      <w:pPr>
+        <w:keepNext/>
+        <w:spacing w:after="120"/>
       </w:pPr>
       <w:r>
         <w:rPr>
@@ -116,12 +164,60 @@
         <w:t xml:space="preserve">Inverse operation (Operación inversa)</w:t>
       </w:r>
       <w:r>
-        <w:t xml:space="preserve"> — Operations that undo each other</w:t>
-      </w:r>
-    </w:p>
-    <w:p>
-      <w:pPr>
-        <w:spacing w:after="60"/>
+        <w:t xml:space="preserve"> — Two math actions that undo each other, like × and ÷.</w:t>
+      </w:r>
+    </w:p>
+    <w:p>
+      <w:pPr>
+        <w:keepNext/>
+        <w:spacing w:after="20" w:before="80"/>
+        <w:jc w:val="center"/>
+      </w:pPr>
+      <w:r>
+        <w:drawing>
+          <wp:inline distT="0" distB="0" distL="0" distR="0">
+            <wp:extent cx="1047750" cy="790575"/>
+            <wp:effectExtent t="0" r="0" b="0" l="0"/>
+            <wp:docPr id="1" name="" descr="" title=""/>
+            <wp:cNvGraphicFramePr>
+              <a:graphicFrameLocks xmlns:a="http://schemas.openxmlformats.org/drawingml/2006/main" noChangeAspect="1"/>
+            </wp:cNvGraphicFramePr>
+            <a:graphic xmlns:a="http://schemas.openxmlformats.org/drawingml/2006/main">
+              <a:graphicData uri="http://schemas.openxmlformats.org/drawingml/2006/picture">
+                <pic:pic xmlns:pic="http://schemas.openxmlformats.org/drawingml/2006/picture">
+                  <pic:nvPicPr>
+                    <pic:cNvPr id="0" name="" descr=""/>
+                    <pic:cNvPicPr>
+                      <a:picLocks noChangeAspect="1" noChangeArrowheads="1"/>
+                    </pic:cNvPicPr>
+                  </pic:nvPicPr>
+                  <pic:blipFill>
+                    <a:blip r:embed="rId8" cstate="none"/>
+                    <a:srcRect/>
+                    <a:stretch>
+                      <a:fillRect/>
+                    </a:stretch>
+                  </pic:blipFill>
+                  <pic:spPr bwMode="auto">
+                    <a:xfrm>
+                      <a:off x="0" y="0"/>
+                      <a:ext cx="1047750" cy="790575"/>
+                    </a:xfrm>
+                    <a:prstGeom prst="rect">
+                      <a:avLst/>
+                    </a:prstGeom>
+                  </pic:spPr>
+                </pic:pic>
+              </a:graphicData>
+            </a:graphic>
+          </wp:inline>
+        </w:drawing>
+      </w:r>
+    </w:p>
+    <w:p>
+      <w:pPr>
+        <w:keepNext/>
+        <w:spacing w:after="120"/>
       </w:pPr>
       <w:r>
         <w:rPr>
@@ -131,12 +227,60 @@
         <w:t xml:space="preserve">Multiply (Multiplicar)</w:t>
       </w:r>
       <w:r>
-        <w:t xml:space="preserve"> — To combine equal groups; repeated addition</w:t>
-      </w:r>
-    </w:p>
-    <w:p>
-      <w:pPr>
-        <w:spacing w:after="60"/>
+        <w:t xml:space="preserve"> — To add equal groups again and again.</w:t>
+      </w:r>
+    </w:p>
+    <w:p>
+      <w:pPr>
+        <w:keepNext/>
+        <w:spacing w:after="20" w:before="80"/>
+        <w:jc w:val="center"/>
+      </w:pPr>
+      <w:r>
+        <w:drawing>
+          <wp:inline distT="0" distB="0" distL="0" distR="0">
+            <wp:extent cx="1047750" cy="790575"/>
+            <wp:effectExtent t="0" r="0" b="0" l="0"/>
+            <wp:docPr id="1" name="" descr="" title=""/>
+            <wp:cNvGraphicFramePr>
+              <a:graphicFrameLocks xmlns:a="http://schemas.openxmlformats.org/drawingml/2006/main" noChangeAspect="1"/>
+            </wp:cNvGraphicFramePr>
+            <a:graphic xmlns:a="http://schemas.openxmlformats.org/drawingml/2006/main">
+              <a:graphicData uri="http://schemas.openxmlformats.org/drawingml/2006/picture">
+                <pic:pic xmlns:pic="http://schemas.openxmlformats.org/drawingml/2006/picture">
+                  <pic:nvPicPr>
+                    <pic:cNvPr id="0" name="" descr=""/>
+                    <pic:cNvPicPr>
+                      <a:picLocks noChangeAspect="1" noChangeArrowheads="1"/>
+                    </pic:cNvPicPr>
+                  </pic:nvPicPr>
+                  <pic:blipFill>
+                    <a:blip r:embed="rId9" cstate="none"/>
+                    <a:srcRect/>
+                    <a:stretch>
+                      <a:fillRect/>
+                    </a:stretch>
+                  </pic:blipFill>
+                  <pic:spPr bwMode="auto">
+                    <a:xfrm>
+                      <a:off x="0" y="0"/>
+                      <a:ext cx="1047750" cy="790575"/>
+                    </a:xfrm>
+                    <a:prstGeom prst="rect">
+                      <a:avLst/>
+                    </a:prstGeom>
+                  </pic:spPr>
+                </pic:pic>
+              </a:graphicData>
+            </a:graphic>
+          </wp:inline>
+        </w:drawing>
+      </w:r>
+    </w:p>
+    <w:p>
+      <w:pPr>
+        <w:keepNext/>
+        <w:spacing w:after="120"/>
       </w:pPr>
       <w:r>
         <w:rPr>
@@ -146,12 +290,60 @@
         <w:t xml:space="preserve">Divide (Dividir)</w:t>
       </w:r>
       <w:r>
-        <w:t xml:space="preserve"> — To split into equal groups</w:t>
-      </w:r>
-    </w:p>
-    <w:p>
-      <w:pPr>
-        <w:spacing w:after="60"/>
+        <w:t xml:space="preserve"> — To split into equal groups.</w:t>
+      </w:r>
+    </w:p>
+    <w:p>
+      <w:pPr>
+        <w:keepNext/>
+        <w:spacing w:after="20" w:before="80"/>
+        <w:jc w:val="center"/>
+      </w:pPr>
+      <w:r>
+        <w:drawing>
+          <wp:inline distT="0" distB="0" distL="0" distR="0">
+            <wp:extent cx="1047750" cy="790575"/>
+            <wp:effectExtent t="0" r="0" b="0" l="0"/>
+            <wp:docPr id="1" name="" descr="" title=""/>
+            <wp:cNvGraphicFramePr>
+              <a:graphicFrameLocks xmlns:a="http://schemas.openxmlformats.org/drawingml/2006/main" noChangeAspect="1"/>
+            </wp:cNvGraphicFramePr>
+            <a:graphic xmlns:a="http://schemas.openxmlformats.org/drawingml/2006/main">
+              <a:graphicData uri="http://schemas.openxmlformats.org/drawingml/2006/picture">
+                <pic:pic xmlns:pic="http://schemas.openxmlformats.org/drawingml/2006/picture">
+                  <pic:nvPicPr>
+                    <pic:cNvPr id="0" name="" descr=""/>
+                    <pic:cNvPicPr>
+                      <a:picLocks noChangeAspect="1" noChangeArrowheads="1"/>
+                    </pic:cNvPicPr>
+                  </pic:nvPicPr>
+                  <pic:blipFill>
+                    <a:blip r:embed="rId7" cstate="none"/>
+                    <a:srcRect/>
+                    <a:stretch>
+                      <a:fillRect/>
+                    </a:stretch>
+                  </pic:blipFill>
+                  <pic:spPr bwMode="auto">
+                    <a:xfrm>
+                      <a:off x="0" y="0"/>
+                      <a:ext cx="1047750" cy="790575"/>
+                    </a:xfrm>
+                    <a:prstGeom prst="rect">
+                      <a:avLst/>
+                    </a:prstGeom>
+                  </pic:spPr>
+                </pic:pic>
+              </a:graphicData>
+            </a:graphic>
+          </wp:inline>
+        </w:drawing>
+      </w:r>
+    </w:p>
+    <w:p>
+      <w:pPr>
+        <w:keepNext/>
+        <w:spacing w:after="120"/>
       </w:pPr>
       <w:r>
         <w:rPr>
@@ -161,7 +353,133 @@
         <w:t xml:space="preserve">Isolate (Despejar)</w:t>
       </w:r>
       <w:r>
-        <w:t xml:space="preserve"> — To get a variable alone on one side of the equation</w:t>
+        <w:t xml:space="preserve"> — To get the letter by itself on one side.</w:t>
+      </w:r>
+    </w:p>
+    <w:p>
+      <w:pPr>
+        <w:keepNext/>
+        <w:spacing w:after="20" w:before="80"/>
+        <w:jc w:val="center"/>
+      </w:pPr>
+      <w:r>
+        <w:drawing>
+          <wp:inline distT="0" distB="0" distL="0" distR="0">
+            <wp:extent cx="1047750" cy="790575"/>
+            <wp:effectExtent t="0" r="0" b="0" l="0"/>
+            <wp:docPr id="1" name="" descr="" title=""/>
+            <wp:cNvGraphicFramePr>
+              <a:graphicFrameLocks xmlns:a="http://schemas.openxmlformats.org/drawingml/2006/main" noChangeAspect="1"/>
+            </wp:cNvGraphicFramePr>
+            <a:graphic xmlns:a="http://schemas.openxmlformats.org/drawingml/2006/main">
+              <a:graphicData uri="http://schemas.openxmlformats.org/drawingml/2006/picture">
+                <pic:pic xmlns:pic="http://schemas.openxmlformats.org/drawingml/2006/picture">
+                  <pic:nvPicPr>
+                    <pic:cNvPr id="0" name="" descr=""/>
+                    <pic:cNvPicPr>
+                      <a:picLocks noChangeAspect="1" noChangeArrowheads="1"/>
+                    </pic:cNvPicPr>
+                  </pic:nvPicPr>
+                  <pic:blipFill>
+                    <a:blip r:embed="rId10" cstate="none"/>
+                    <a:srcRect/>
+                    <a:stretch>
+                      <a:fillRect/>
+                    </a:stretch>
+                  </pic:blipFill>
+                  <pic:spPr bwMode="auto">
+                    <a:xfrm>
+                      <a:off x="0" y="0"/>
+                      <a:ext cx="1047750" cy="790575"/>
+                    </a:xfrm>
+                    <a:prstGeom prst="rect">
+                      <a:avLst/>
+                    </a:prstGeom>
+                  </pic:spPr>
+                </pic:pic>
+              </a:graphicData>
+            </a:graphic>
+          </wp:inline>
+        </w:drawing>
+      </w:r>
+    </w:p>
+    <w:p>
+      <w:pPr>
+        <w:keepNext/>
+        <w:spacing w:after="120"/>
+      </w:pPr>
+      <w:r>
+        <w:rPr>
+          <w:b/>
+          <w:bCs/>
+        </w:rPr>
+        <w:t xml:space="preserve">Coefficient (Coeficiente)</w:t>
+      </w:r>
+      <w:r>
+        <w:t xml:space="preserve"> — The number multiplied by a variable.</w:t>
+      </w:r>
+    </w:p>
+    <w:p>
+      <w:pPr>
+        <w:keepNext/>
+        <w:spacing w:after="20" w:before="80"/>
+        <w:jc w:val="center"/>
+      </w:pPr>
+      <w:r>
+        <w:drawing>
+          <wp:inline distT="0" distB="0" distL="0" distR="0">
+            <wp:extent cx="1047750" cy="790575"/>
+            <wp:effectExtent t="0" r="0" b="0" l="0"/>
+            <wp:docPr id="1" name="" descr="" title=""/>
+            <wp:cNvGraphicFramePr>
+              <a:graphicFrameLocks xmlns:a="http://schemas.openxmlformats.org/drawingml/2006/main" noChangeAspect="1"/>
+            </wp:cNvGraphicFramePr>
+            <a:graphic xmlns:a="http://schemas.openxmlformats.org/drawingml/2006/main">
+              <a:graphicData uri="http://schemas.openxmlformats.org/drawingml/2006/picture">
+                <pic:pic xmlns:pic="http://schemas.openxmlformats.org/drawingml/2006/picture">
+                  <pic:nvPicPr>
+                    <pic:cNvPr id="0" name="" descr=""/>
+                    <pic:cNvPicPr>
+                      <a:picLocks noChangeAspect="1" noChangeArrowheads="1"/>
+                    </pic:cNvPicPr>
+                  </pic:nvPicPr>
+                  <pic:blipFill>
+                    <a:blip r:embed="rId7" cstate="none"/>
+                    <a:srcRect/>
+                    <a:stretch>
+                      <a:fillRect/>
+                    </a:stretch>
+                  </pic:blipFill>
+                  <pic:spPr bwMode="auto">
+                    <a:xfrm>
+                      <a:off x="0" y="0"/>
+                      <a:ext cx="1047750" cy="790575"/>
+                    </a:xfrm>
+                    <a:prstGeom prst="rect">
+                      <a:avLst/>
+                    </a:prstGeom>
+                  </pic:spPr>
+                </pic:pic>
+              </a:graphicData>
+            </a:graphic>
+          </wp:inline>
+        </w:drawing>
+      </w:r>
+    </w:p>
+    <w:p>
+      <w:pPr>
+        <w:keepNext/>
+        <w:spacing w:after="120"/>
+      </w:pPr>
+      <w:r>
+        <w:rPr>
+          <w:b/>
+          <w:bCs/>
+        </w:rPr>
+        <w:t xml:space="preserve">Solution (Solución)</w:t>
+      </w:r>
+      <w:r>
+        <w:t xml:space="preserve"> — The value of the variable that makes the equation true.</w:t>
       </w:r>
     </w:p>
     <w:p>

--- a/lessons/7-3/homework.docx
+++ b/lessons/7-3/homework.docx
@@ -24,7 +24,7 @@
           <w:i/>
           <w:iCs/>
         </w:rPr>
-        <w:t xml:space="preserve">Lesson 7-3  •  Standard 6.EE.7</w:t>
+        <w:t xml:space="preserve">Lesson 7-3  •  Standard 6.AT.8</w:t>
       </w:r>
     </w:p>
     <w:p>
@@ -958,39 +958,43 @@
           <w:b/>
           <w:bCs/>
         </w:rPr>
-        <w:t xml:space="preserve">5. Solve: 6x = 54.</w:t>
-      </w:r>
-    </w:p>
-    <w:p>
-      <w:pPr>
-        <w:spacing w:after="40" w:before="0"/>
-      </w:pPr>
-      <w:r>
-        <w:t xml:space="preserve">     A. x = 9</w:t>
-      </w:r>
-    </w:p>
-    <w:p>
-      <w:pPr>
-        <w:spacing w:after="40" w:before="0"/>
-      </w:pPr>
-      <w:r>
-        <w:t xml:space="preserve">     B. x = 60</w:t>
-      </w:r>
-    </w:p>
-    <w:p>
-      <w:pPr>
-        <w:spacing w:after="40" w:before="0"/>
-      </w:pPr>
-      <w:r>
-        <w:t xml:space="preserve">     C. x = 48</w:t>
-      </w:r>
-    </w:p>
-    <w:p>
-      <w:pPr>
-        <w:spacing w:after="40" w:before="0"/>
-      </w:pPr>
-      <w:r>
-        <w:t xml:space="preserve">     D. x = 324</w:t>
+        <w:t xml:space="preserve">5. onLevel — Spot the Common Mistake</w:t>
+      </w:r>
+    </w:p>
+    <w:p>
+      <w:pPr>
+        <w:spacing w:after="40" w:before="0"/>
+      </w:pPr>
+      <w:r>
+        <w:t xml:space="preserve">   Step 1 (Read): A student is working on Solve Multiplication and Division Equations.</w:t>
+      </w:r>
+    </w:p>
+    <w:p>
+      <w:pPr>
+        <w:spacing w:after="40" w:before="0"/>
+      </w:pPr>
+      <w:r>
+        <w:t xml:space="preserve">   Step 2 (Attempt): They ignored the rule: Divide to undo multiplying, and multiply to undo dividing — always on both sides.</w:t>
+      </w:r>
+    </w:p>
+    <w:p>
+      <w:pPr>
+        <w:spacing w:after="40" w:before="0"/>
+      </w:pPr>
+      <w:r>
+        <w:t xml:space="preserve">   Step 3 (Check): The answer does not match the math rule from class.</w:t>
+      </w:r>
+    </w:p>
+    <w:p>
+      <w:pPr>
+        <w:spacing w:after="60" w:before="0"/>
+      </w:pPr>
+      <w:r>
+        <w:rPr>
+          <w:i/>
+          <w:iCs/>
+        </w:rPr>
+        <w:t xml:space="preserve">Which step has the mistake? Explain and fix it:</w:t>
       </w:r>
     </w:p>
     <w:p>
@@ -1006,6 +1010,28 @@
     </w:p>
     <w:p>
       <w:pPr>
+        <w:spacing w:after="60" w:before="120"/>
+      </w:pPr>
+      <w:r>
+        <w:rPr>
+          <w:color w:val="BBBBBB"/>
+        </w:rPr>
+        <w:t xml:space="preserve">______________________________________________________________________</w:t>
+      </w:r>
+    </w:p>
+    <w:p>
+      <w:pPr>
+        <w:spacing w:after="60" w:before="120"/>
+      </w:pPr>
+      <w:r>
+        <w:rPr>
+          <w:color w:val="BBBBBB"/>
+        </w:rPr>
+        <w:t xml:space="preserve">______________________________________________________________________</w:t>
+      </w:r>
+    </w:p>
+    <w:p>
+      <w:pPr>
         <w:spacing w:after="80" w:before="0"/>
       </w:pPr>
       <w:r>
@@ -1013,31 +1039,86 @@
           <w:b/>
           <w:bCs/>
         </w:rPr>
-        <w:t xml:space="preserve">6. Solve: x/4 = 7.</w:t>
-      </w:r>
-    </w:p>
-    <w:p>
-      <w:pPr>
-        <w:spacing w:after="40" w:before="0"/>
-      </w:pPr>
-      <w:r>
-        <w:t xml:space="preserve">     A. x = 28</w:t>
-      </w:r>
-    </w:p>
-    <w:p>
-      <w:pPr>
-        <w:spacing w:after="40" w:before="0"/>
-      </w:pPr>
-      <w:r>
-        <w:t xml:space="preserve">     B. x = 1.75</w:t>
-      </w:r>
-    </w:p>
-    <w:p>
-      <w:pPr>
-        <w:spacing w:after="40" w:before="0"/>
-      </w:pPr>
-      <w:r>
-        <w:t xml:space="preserve">     C. x = 11</w:t>
+        <w:t xml:space="preserve">6. Vault A is sealed with 4x = 32. Crack the lock: what is x?</w:t>
+      </w:r>
+    </w:p>
+    <w:p>
+      <w:pPr>
+        <w:spacing w:after="40" w:before="0"/>
+      </w:pPr>
+      <w:r>
+        <w:t xml:space="preserve">     A. x = 8</w:t>
+      </w:r>
+    </w:p>
+    <w:p>
+      <w:pPr>
+        <w:spacing w:after="40" w:before="0"/>
+      </w:pPr>
+      <w:r>
+        <w:t xml:space="preserve">     B. x = 128</w:t>
+      </w:r>
+    </w:p>
+    <w:p>
+      <w:pPr>
+        <w:spacing w:after="40" w:before="0"/>
+      </w:pPr>
+      <w:r>
+        <w:t xml:space="preserve">     C. x = 28</w:t>
+      </w:r>
+    </w:p>
+    <w:p>
+      <w:pPr>
+        <w:spacing w:after="40" w:before="0"/>
+      </w:pPr>
+      <w:r>
+        <w:t xml:space="preserve">     D. x = 36</w:t>
+      </w:r>
+    </w:p>
+    <w:p>
+      <w:pPr>
+        <w:spacing w:after="60" w:before="120"/>
+      </w:pPr>
+      <w:r>
+        <w:rPr>
+          <w:color w:val="BBBBBB"/>
+        </w:rPr>
+        <w:t xml:space="preserve">______________________________________________________________________</w:t>
+      </w:r>
+    </w:p>
+    <w:p>
+      <w:pPr>
+        <w:spacing w:after="80" w:before="0"/>
+      </w:pPr>
+      <w:r>
+        <w:rPr>
+          <w:b/>
+          <w:bCs/>
+        </w:rPr>
+        <w:t xml:space="preserve">7. Vault B is sealed with x / 3 = 6. Crack the lock: what is x?</w:t>
+      </w:r>
+    </w:p>
+    <w:p>
+      <w:pPr>
+        <w:spacing w:after="40" w:before="0"/>
+      </w:pPr>
+      <w:r>
+        <w:t xml:space="preserve">     A. x = 18</w:t>
+      </w:r>
+    </w:p>
+    <w:p>
+      <w:pPr>
+        <w:spacing w:after="40" w:before="0"/>
+      </w:pPr>
+      <w:r>
+        <w:t xml:space="preserve">     B. x = 2</w:t>
+      </w:r>
+    </w:p>
+    <w:p>
+      <w:pPr>
+        <w:spacing w:after="40" w:before="0"/>
+      </w:pPr>
+      <w:r>
+        <w:t xml:space="preserve">     C. x = 9</w:t>
       </w:r>
     </w:p>
     <w:p>
@@ -1068,39 +1149,39 @@
           <w:b/>
           <w:bCs/>
         </w:rPr>
-        <w:t xml:space="preserve">7. Solve: 8n = 2.</w:t>
-      </w:r>
-    </w:p>
-    <w:p>
-      <w:pPr>
-        <w:spacing w:after="40" w:before="0"/>
-      </w:pPr>
-      <w:r>
-        <w:t xml:space="preserve">     A. n = 0.25</w:t>
-      </w:r>
-    </w:p>
-    <w:p>
-      <w:pPr>
-        <w:spacing w:after="40" w:before="0"/>
-      </w:pPr>
-      <w:r>
-        <w:t xml:space="preserve">     B. n = 16</w:t>
-      </w:r>
-    </w:p>
-    <w:p>
-      <w:pPr>
-        <w:spacing w:after="40" w:before="0"/>
-      </w:pPr>
-      <w:r>
-        <w:t xml:space="preserve">     C. n = 4</w:t>
-      </w:r>
-    </w:p>
-    <w:p>
-      <w:pPr>
-        <w:spacing w:after="40" w:before="0"/>
-      </w:pPr>
-      <w:r>
-        <w:t xml:space="preserve">     D. n = 10</w:t>
+        <w:t xml:space="preserve">8. Vault C is sealed with 5n = 45. Crack the lock: what is n?</w:t>
+      </w:r>
+    </w:p>
+    <w:p>
+      <w:pPr>
+        <w:spacing w:after="40" w:before="0"/>
+      </w:pPr>
+      <w:r>
+        <w:t xml:space="preserve">     A. n = 9</w:t>
+      </w:r>
+    </w:p>
+    <w:p>
+      <w:pPr>
+        <w:spacing w:after="40" w:before="0"/>
+      </w:pPr>
+      <w:r>
+        <w:t xml:space="preserve">     B. n = 225</w:t>
+      </w:r>
+    </w:p>
+    <w:p>
+      <w:pPr>
+        <w:spacing w:after="40" w:before="0"/>
+      </w:pPr>
+      <w:r>
+        <w:t xml:space="preserve">     C. n = 40</w:t>
+      </w:r>
+    </w:p>
+    <w:p>
+      <w:pPr>
+        <w:spacing w:after="40" w:before="0"/>
+      </w:pPr>
+      <w:r>
+        <w:t xml:space="preserve">     D. n = 50</w:t>
       </w:r>
     </w:p>
     <w:p>
@@ -1123,39 +1204,212 @@
           <w:b/>
           <w:bCs/>
         </w:rPr>
-        <w:t xml:space="preserve">8. Five friends split a bill equally and each pays $12. Which equation finds the total t?</w:t>
-      </w:r>
-    </w:p>
-    <w:p>
-      <w:pPr>
-        <w:spacing w:after="40" w:before="0"/>
-      </w:pPr>
-      <w:r>
-        <w:t xml:space="preserve">     A. t/5 = 12</w:t>
-      </w:r>
-    </w:p>
-    <w:p>
-      <w:pPr>
-        <w:spacing w:after="40" w:before="0"/>
-      </w:pPr>
-      <w:r>
-        <w:t xml:space="preserve">     B. 5t = 12</w:t>
-      </w:r>
-    </w:p>
-    <w:p>
-      <w:pPr>
-        <w:spacing w:after="40" w:before="0"/>
-      </w:pPr>
-      <w:r>
-        <w:t xml:space="preserve">     C. t − 5 = 12</w:t>
-      </w:r>
-    </w:p>
-    <w:p>
-      <w:pPr>
-        <w:spacing w:after="40" w:before="0"/>
-      </w:pPr>
-      <w:r>
-        <w:t xml:space="preserve">     D. t + 5 = 12</w:t>
+        <w:t xml:space="preserve">9. Level 2 Extension - Match each locked vault to the solution that opens it.</w:t>
+      </w:r>
+    </w:p>
+    <w:tbl>
+      <w:tblPr>
+        <w:tblW w:type="pct" w:w="100%"/>
+        <w:tblBorders>
+          <w:top w:val="single" w:color="auto" w:sz="4"/>
+          <w:left w:val="single" w:color="auto" w:sz="4"/>
+          <w:bottom w:val="single" w:color="auto" w:sz="4"/>
+          <w:right w:val="single" w:color="auto" w:sz="4"/>
+          <w:insideH w:val="single" w:color="auto" w:sz="4"/>
+          <w:insideV w:val="single" w:color="auto" w:sz="4"/>
+        </w:tblBorders>
+      </w:tblPr>
+      <w:tblGrid>
+        <w:gridCol w:w="100"/>
+        <w:gridCol w:w="100"/>
+      </w:tblGrid>
+      <w:tr>
+        <w:trPr>
+          <w:tblHeader/>
+        </w:trPr>
+        <w:tc>
+          <w:tcPr>
+            <w:tcW w:type="pct" w:w="50%"/>
+          </w:tcPr>
+          <w:p>
+            <w:r>
+              <w:rPr>
+                <w:b/>
+                <w:bCs/>
+              </w:rPr>
+              <w:t xml:space="preserve">Item</w:t>
+            </w:r>
+          </w:p>
+        </w:tc>
+        <w:tc>
+          <w:tcPr>
+            <w:tcW w:type="pct" w:w="50%"/>
+          </w:tcPr>
+          <w:p>
+            <w:r>
+              <w:rPr>
+                <w:b/>
+                <w:bCs/>
+              </w:rPr>
+              <w:t xml:space="preserve">Answer choices</w:t>
+            </w:r>
+          </w:p>
+        </w:tc>
+      </w:tr>
+      <w:tr>
+        <w:tc>
+          <w:tcPr>
+            <w:tcW w:type="pct" w:w="50%"/>
+          </w:tcPr>
+          <w:p>
+            <w:r>
+              <w:t xml:space="preserve">____  7x = 56</w:t>
+            </w:r>
+          </w:p>
+        </w:tc>
+        <w:tc>
+          <w:tcPr>
+            <w:tcW w:type="pct" w:w="50%"/>
+          </w:tcPr>
+          <w:p>
+            <w:r>
+              <w:t xml:space="preserve">D. p = 18</w:t>
+            </w:r>
+          </w:p>
+        </w:tc>
+      </w:tr>
+      <w:tr>
+        <w:tc>
+          <w:tcPr>
+            <w:tcW w:type="pct" w:w="50%"/>
+          </w:tcPr>
+          <w:p>
+            <w:r>
+              <w:t xml:space="preserve">____  x / 5 = 4</w:t>
+            </w:r>
+          </w:p>
+        </w:tc>
+        <w:tc>
+          <w:tcPr>
+            <w:tcW w:type="pct" w:w="50%"/>
+          </w:tcPr>
+          <w:p>
+            <w:r>
+              <w:t xml:space="preserve">C. m = 3</w:t>
+            </w:r>
+          </w:p>
+        </w:tc>
+      </w:tr>
+      <w:tr>
+        <w:tc>
+          <w:tcPr>
+            <w:tcW w:type="pct" w:w="50%"/>
+          </w:tcPr>
+          <w:p>
+            <w:r>
+              <w:t xml:space="preserve">____  11m = 33</w:t>
+            </w:r>
+          </w:p>
+        </w:tc>
+        <w:tc>
+          <w:tcPr>
+            <w:tcW w:type="pct" w:w="50%"/>
+          </w:tcPr>
+          <w:p>
+            <w:r>
+              <w:t xml:space="preserve">B. x = 20</w:t>
+            </w:r>
+          </w:p>
+        </w:tc>
+      </w:tr>
+      <w:tr>
+        <w:tc>
+          <w:tcPr>
+            <w:tcW w:type="pct" w:w="50%"/>
+          </w:tcPr>
+          <w:p>
+            <w:r>
+              <w:t xml:space="preserve">____  p / 2 = 9</w:t>
+            </w:r>
+          </w:p>
+        </w:tc>
+        <w:tc>
+          <w:tcPr>
+            <w:tcW w:type="pct" w:w="50%"/>
+          </w:tcPr>
+          <w:p>
+            <w:r>
+              <w:t xml:space="preserve">A. x = 8</w:t>
+            </w:r>
+          </w:p>
+        </w:tc>
+      </w:tr>
+    </w:tbl>
+    <w:p>
+      <w:pPr>
+        <w:spacing w:after="60" w:before="120"/>
+      </w:pPr>
+      <w:r>
+        <w:rPr>
+          <w:color w:val="BBBBBB"/>
+        </w:rPr>
+        <w:t xml:space="preserve">______________________________________________________________________</w:t>
+      </w:r>
+    </w:p>
+    <w:p>
+      <w:pPr>
+        <w:spacing w:after="80" w:before="0"/>
+      </w:pPr>
+      <w:r>
+        <w:rPr>
+          <w:b/>
+          <w:bCs/>
+        </w:rPr>
+        <w:t xml:space="preserve">10. Detective, decide which key opens each vault: do you MULTIPLY or DIVIDE to unlock the variable?</w:t>
+      </w:r>
+    </w:p>
+    <w:p>
+      <w:pPr>
+        <w:spacing w:after="80" w:before="0"/>
+      </w:pPr>
+      <w:r>
+        <w:rPr>
+          <w:i/>
+          <w:iCs/>
+        </w:rPr>
+        <w:t xml:space="preserve">Groups: Divide both sides   |   Multiply both sides</w:t>
+      </w:r>
+    </w:p>
+    <w:p>
+      <w:pPr>
+        <w:spacing w:after="40" w:before="0"/>
+      </w:pPr>
+      <w:r>
+        <w:t xml:space="preserve">   • 6x = 48   → __________________</w:t>
+      </w:r>
+    </w:p>
+    <w:p>
+      <w:pPr>
+        <w:spacing w:after="40" w:before="0"/>
+      </w:pPr>
+      <w:r>
+        <w:t xml:space="preserve">   • 9k = 27   → __________________</w:t>
+      </w:r>
+    </w:p>
+    <w:p>
+      <w:pPr>
+        <w:spacing w:after="40" w:before="0"/>
+      </w:pPr>
+      <w:r>
+        <w:t xml:space="preserve">   • x / 8 = 2   → __________________</w:t>
+      </w:r>
+    </w:p>
+    <w:p>
+      <w:pPr>
+        <w:spacing w:after="40" w:before="0"/>
+      </w:pPr>
+      <w:r>
+        <w:t xml:space="preserve">   • n / 4 = 5   → __________________</w:t>
       </w:r>
     </w:p>
     <w:p>
@@ -1201,10 +1455,22 @@
     </w:p>
     <w:p>
       <w:pPr>
+        <w:spacing w:after="20" w:before="0"/>
+      </w:pPr>
+      <w:r>
+        <w:t xml:space="preserve">     Divide both sides by 6: x = 42 ÷ 6 = 7. Check: 6 × 7 = 42 ✓</w:t>
+      </w:r>
+    </w:p>
+    <w:p>
+      <w:pPr>
         <w:spacing w:after="80" w:before="0"/>
       </w:pPr>
       <w:r>
-        <w:t xml:space="preserve">     Divide both sides by 6: x = 42 ÷ 6 = 7. Check: 6 × 7 = 42 ✓</w:t>
+        <w:rPr>
+          <w:i/>
+          <w:iCs/>
+        </w:rPr>
+        <w:t xml:space="preserve">     Watch for: A common mistake in Solve Multiplication and Division Equations is skipping the key idea: "Divide to undo multiplying, and multiply to undo dividing — always on both sides." — always check your work against this rule before you submit.</w:t>
       </w:r>
     </w:p>
     <w:p>
@@ -1221,10 +1487,22 @@
     </w:p>
     <w:p>
       <w:pPr>
+        <w:spacing w:after="20" w:before="0"/>
+      </w:pPr>
+      <w:r>
+        <w:t xml:space="preserve">     Multiply both sides by 3: n = 8 × 3 = 24. Check: 24 / 3 = 8 ✓</w:t>
+      </w:r>
+    </w:p>
+    <w:p>
+      <w:pPr>
         <w:spacing w:after="80" w:before="0"/>
       </w:pPr>
       <w:r>
-        <w:t xml:space="preserve">     Multiply both sides by 3: n = 8 × 3 = 24. Check: 24 / 3 = 8 ✓</w:t>
+        <w:rPr>
+          <w:i/>
+          <w:iCs/>
+        </w:rPr>
+        <w:t xml:space="preserve">     Watch for: A common mistake in Solve Multiplication and Division Equations is skipping the key idea: "Divide to undo multiplying, and multiply to undo dividing — always on both sides." — always check your work against this rule before you submit.</w:t>
       </w:r>
     </w:p>
     <w:p>
@@ -1269,22 +1547,70 @@
     </w:p>
     <w:p>
       <w:pPr>
+        <w:spacing w:after="20" w:before="0"/>
+      </w:pPr>
+      <w:r>
+        <w:t xml:space="preserve">     Divide both sides by 9: c = 54 ÷ 9 = 6 clues per file.</w:t>
+      </w:r>
+    </w:p>
+    <w:p>
+      <w:pPr>
         <w:spacing w:after="80" w:before="0"/>
       </w:pPr>
       <w:r>
-        <w:t xml:space="preserve">     Divide both sides by 9: c = 54 ÷ 9 = 6 clues per file.</w:t>
-      </w:r>
-    </w:p>
-    <w:p>
-      <w:pPr>
-        <w:spacing w:after="40" w:before="0"/>
-      </w:pPr>
-      <w:r>
-        <w:rPr>
-          <w:b/>
-          <w:bCs/>
-        </w:rPr>
-        <w:t xml:space="preserve">5. A. x = 9</w:t>
+        <w:rPr>
+          <w:i/>
+          <w:iCs/>
+        </w:rPr>
+        <w:t xml:space="preserve">     Watch for: A common mistake in Solve Multiplication and Division Equations is skipping the key idea: "Divide to undo multiplying, and multiply to undo dividing — always on both sides." — always check your work against this rule before you submit.</w:t>
+      </w:r>
+    </w:p>
+    <w:p>
+      <w:pPr>
+        <w:spacing w:after="40" w:before="0"/>
+      </w:pPr>
+      <w:r>
+        <w:rPr>
+          <w:b/>
+          <w:bCs/>
+        </w:rPr>
+        <w:t xml:space="preserve">5. onLevel — Spot the Common Mistake</w:t>
+      </w:r>
+    </w:p>
+    <w:p>
+      <w:pPr>
+        <w:spacing w:after="20" w:before="0"/>
+      </w:pPr>
+      <w:r>
+        <w:t xml:space="preserve">     The mistake is in Step 2.</w:t>
+      </w:r>
+    </w:p>
+    <w:p>
+      <w:pPr>
+        <w:spacing w:after="20" w:before="0"/>
+      </w:pPr>
+      <w:r>
+        <w:t xml:space="preserve">     Correct work: Follow the key idea: Divide to undo multiplying, and multiply to undo dividing — always on both sides.</w:t>
+      </w:r>
+    </w:p>
+    <w:p>
+      <w:pPr>
+        <w:spacing w:after="40" w:before="0"/>
+      </w:pPr>
+      <w:r>
+        <w:rPr>
+          <w:b/>
+          <w:bCs/>
+        </w:rPr>
+        <w:t xml:space="preserve">6. A. x = 8</w:t>
+      </w:r>
+    </w:p>
+    <w:p>
+      <w:pPr>
+        <w:spacing w:after="20" w:before="0"/>
+      </w:pPr>
+      <w:r>
+        <w:t xml:space="preserve">     The 4 is multiplying x, so divide both sides by 4: x = 32 / 4 = 8. Check: 4 x 8 = 32.</w:t>
       </w:r>
     </w:p>
     <w:p>
@@ -1292,19 +1618,31 @@
         <w:spacing w:after="80" w:before="0"/>
       </w:pPr>
       <w:r>
-        <w:t xml:space="preserve">     Divide both sides by 6: x = 54 ÷ 6 = 9.</w:t>
-      </w:r>
-    </w:p>
-    <w:p>
-      <w:pPr>
-        <w:spacing w:after="40" w:before="0"/>
-      </w:pPr>
-      <w:r>
-        <w:rPr>
-          <w:b/>
-          <w:bCs/>
-        </w:rPr>
-        <w:t xml:space="preserve">6. A. x = 28</w:t>
+        <w:rPr>
+          <w:i/>
+          <w:iCs/>
+        </w:rPr>
+        <w:t xml:space="preserve">     Watch for: A common mistake in Solve Multiplication and Division Equations is skipping the key idea: "Divide to undo multiplying, and multiply to undo dividing — always on both sides." — always check your work against this rule before you submit.</w:t>
+      </w:r>
+    </w:p>
+    <w:p>
+      <w:pPr>
+        <w:spacing w:after="40" w:before="0"/>
+      </w:pPr>
+      <w:r>
+        <w:rPr>
+          <w:b/>
+          <w:bCs/>
+        </w:rPr>
+        <w:t xml:space="preserve">7. A. x = 18</w:t>
+      </w:r>
+    </w:p>
+    <w:p>
+      <w:pPr>
+        <w:spacing w:after="20" w:before="0"/>
+      </w:pPr>
+      <w:r>
+        <w:t xml:space="preserve">     x is divided by 3, so multiply both sides by 3: x = 6 x 3 = 18. Check: 18 / 3 = 6.</w:t>
       </w:r>
     </w:p>
     <w:p>
@@ -1312,19 +1650,31 @@
         <w:spacing w:after="80" w:before="0"/>
       </w:pPr>
       <w:r>
-        <w:t xml:space="preserve">     Multiply both sides by 4: x = 28.</w:t>
-      </w:r>
-    </w:p>
-    <w:p>
-      <w:pPr>
-        <w:spacing w:after="40" w:before="0"/>
-      </w:pPr>
-      <w:r>
-        <w:rPr>
-          <w:b/>
-          <w:bCs/>
-        </w:rPr>
-        <w:t xml:space="preserve">7. A. n = 0.25</w:t>
+        <w:rPr>
+          <w:i/>
+          <w:iCs/>
+        </w:rPr>
+        <w:t xml:space="preserve">     Watch for: A common mistake in Solve Multiplication and Division Equations is skipping the key idea: "Divide to undo multiplying, and multiply to undo dividing — always on both sides." — always check your work against this rule before you submit.</w:t>
+      </w:r>
+    </w:p>
+    <w:p>
+      <w:pPr>
+        <w:spacing w:after="40" w:before="0"/>
+      </w:pPr>
+      <w:r>
+        <w:rPr>
+          <w:b/>
+          <w:bCs/>
+        </w:rPr>
+        <w:t xml:space="preserve">8. A. n = 9</w:t>
+      </w:r>
+    </w:p>
+    <w:p>
+      <w:pPr>
+        <w:spacing w:after="20" w:before="0"/>
+      </w:pPr>
+      <w:r>
+        <w:t xml:space="preserve">     The 5 is multiplying n, so divide both sides by 5: n = 45 / 5 = 9. Check: 5 x 9 = 45.</w:t>
       </w:r>
     </w:p>
     <w:p>
@@ -1332,27 +1682,115 @@
         <w:spacing w:after="80" w:before="0"/>
       </w:pPr>
       <w:r>
-        <w:t xml:space="preserve">     n = 2 ÷ 8 = 0.25.</w:t>
-      </w:r>
-    </w:p>
-    <w:p>
-      <w:pPr>
-        <w:spacing w:after="40" w:before="0"/>
-      </w:pPr>
-      <w:r>
-        <w:rPr>
-          <w:b/>
-          <w:bCs/>
-        </w:rPr>
-        <w:t xml:space="preserve">8. A. t/5 = 12</w:t>
-      </w:r>
-    </w:p>
-    <w:p>
-      <w:pPr>
-        <w:spacing w:after="80" w:before="0"/>
-      </w:pPr>
-      <w:r>
-        <w:t xml:space="preserve">     Total divided by 5 equals 12, so t = 60.</w:t>
+        <w:rPr>
+          <w:i/>
+          <w:iCs/>
+        </w:rPr>
+        <w:t xml:space="preserve">     Watch for: A common mistake in Solve Multiplication and Division Equations is skipping the key idea: "Divide to undo multiplying, and multiply to undo dividing — always on both sides." — always check your work against this rule before you submit.</w:t>
+      </w:r>
+    </w:p>
+    <w:p>
+      <w:pPr>
+        <w:spacing w:after="40" w:before="0"/>
+      </w:pPr>
+      <w:r>
+        <w:rPr>
+          <w:b/>
+          <w:bCs/>
+        </w:rPr>
+        <w:t xml:space="preserve">9. Matches:</w:t>
+      </w:r>
+    </w:p>
+    <w:p>
+      <w:pPr>
+        <w:spacing w:after="20" w:before="0"/>
+      </w:pPr>
+      <w:r>
+        <w:t xml:space="preserve">     7x = 56 → x = 8</w:t>
+      </w:r>
+    </w:p>
+    <w:p>
+      <w:pPr>
+        <w:spacing w:after="20" w:before="0"/>
+      </w:pPr>
+      <w:r>
+        <w:t xml:space="preserve">     x / 5 = 4 → x = 20</w:t>
+      </w:r>
+    </w:p>
+    <w:p>
+      <w:pPr>
+        <w:spacing w:after="20" w:before="0"/>
+      </w:pPr>
+      <w:r>
+        <w:t xml:space="preserve">     11m = 33 → m = 3</w:t>
+      </w:r>
+    </w:p>
+    <w:p>
+      <w:pPr>
+        <w:spacing w:after="20" w:before="0"/>
+      </w:pPr>
+      <w:r>
+        <w:t xml:space="preserve">     p / 2 = 9 → p = 18</w:t>
+      </w:r>
+    </w:p>
+    <w:p>
+      <w:pPr>
+        <w:spacing w:after="40" w:before="0"/>
+      </w:pPr>
+      <w:r>
+        <w:t xml:space="preserve"/>
+      </w:r>
+    </w:p>
+    <w:p>
+      <w:pPr>
+        <w:spacing w:after="40" w:before="0"/>
+      </w:pPr>
+      <w:r>
+        <w:rPr>
+          <w:b/>
+          <w:bCs/>
+        </w:rPr>
+        <w:t xml:space="preserve">10. Correct groups:</w:t>
+      </w:r>
+    </w:p>
+    <w:p>
+      <w:pPr>
+        <w:spacing w:after="20" w:before="0"/>
+      </w:pPr>
+      <w:r>
+        <w:t xml:space="preserve">     6x = 48 → Divide both sides</w:t>
+      </w:r>
+    </w:p>
+    <w:p>
+      <w:pPr>
+        <w:spacing w:after="20" w:before="0"/>
+      </w:pPr>
+      <w:r>
+        <w:t xml:space="preserve">     9k = 27 → Divide both sides</w:t>
+      </w:r>
+    </w:p>
+    <w:p>
+      <w:pPr>
+        <w:spacing w:after="20" w:before="0"/>
+      </w:pPr>
+      <w:r>
+        <w:t xml:space="preserve">     x / 8 = 2 → Multiply both sides</w:t>
+      </w:r>
+    </w:p>
+    <w:p>
+      <w:pPr>
+        <w:spacing w:after="20" w:before="0"/>
+      </w:pPr>
+      <w:r>
+        <w:t xml:space="preserve">     n / 4 = 5 → Multiply both sides</w:t>
+      </w:r>
+    </w:p>
+    <w:p>
+      <w:pPr>
+        <w:spacing w:after="40" w:before="0"/>
+      </w:pPr>
+      <w:r>
+        <w:t xml:space="preserve"/>
       </w:r>
     </w:p>
     <w:sectPr>

--- a/lessons/7-3/homework.docx
+++ b/lessons/7-3/homework.docx
@@ -966,23 +966,31 @@
         <w:spacing w:after="40" w:before="0"/>
       </w:pPr>
       <w:r>
-        <w:t xml:space="preserve">   Step 1 (Read): A student is working on Solve Multiplication and Division Equations.</w:t>
-      </w:r>
-    </w:p>
-    <w:p>
-      <w:pPr>
-        <w:spacing w:after="40" w:before="0"/>
-      </w:pPr>
-      <w:r>
-        <w:t xml:space="preserve">   Step 2 (Attempt): They ignored the rule: Divide to undo multiplying, and multiply to undo dividing — always on both sides.</w:t>
-      </w:r>
-    </w:p>
-    <w:p>
-      <w:pPr>
-        <w:spacing w:after="40" w:before="0"/>
-      </w:pPr>
-      <w:r>
-        <w:t xml:space="preserve">   Step 3 (Check): The answer does not match the math rule from class.</w:t>
+        <w:t xml:space="preserve">   Step 1 (Equation): n / 4 = 12</w:t>
+      </w:r>
+    </w:p>
+    <w:p>
+      <w:pPr>
+        <w:spacing w:after="40" w:before="0"/>
+      </w:pPr>
+      <w:r>
+        <w:t xml:space="preserve">   Step 2 (Choose operation): n is in a fraction, so I will divide both sides by 4.</w:t>
+      </w:r>
+    </w:p>
+    <w:p>
+      <w:pPr>
+        <w:spacing w:after="40" w:before="0"/>
+      </w:pPr>
+      <w:r>
+        <w:t xml:space="preserve">   Step 3 (Apply to both sides): n / 4 ÷ 4 = 12 ÷ 4</w:t>
+      </w:r>
+    </w:p>
+    <w:p>
+      <w:pPr>
+        <w:spacing w:after="40" w:before="0"/>
+      </w:pPr>
+      <w:r>
+        <w:t xml:space="preserve">   Step 4 (Simplify): n = 3</w:t>
       </w:r>
     </w:p>
     <w:p>
@@ -1470,7 +1478,7 @@
           <w:i/>
           <w:iCs/>
         </w:rPr>
-        <w:t xml:space="preserve">     Watch for: A common mistake in Solve Multiplication and Division Equations is skipping the key idea: "Divide to undo multiplying, and multiply to undo dividing — always on both sides." — always check your work against this rule before you submit.</w:t>
+        <w:t xml:space="preserve">     Watch for: A common mistake in Solve Multiplication and Division Equations is applying the SAME operation again instead of the inverse — for example, seeing 6x = 42 and multiplying both sides by 6 to get x = 252, instead of dividing by 6 to get x = 7. Before you submit, ask: did I use the OPPOSITE operation shown in the equation, and did I apply it to both sides?</w:t>
       </w:r>
     </w:p>
     <w:p>
@@ -1502,7 +1510,7 @@
           <w:i/>
           <w:iCs/>
         </w:rPr>
-        <w:t xml:space="preserve">     Watch for: A common mistake in Solve Multiplication and Division Equations is skipping the key idea: "Divide to undo multiplying, and multiply to undo dividing — always on both sides." — always check your work against this rule before you submit.</w:t>
+        <w:t xml:space="preserve">     Watch for: A common mistake in Solve Multiplication and Division Equations is applying the SAME operation again instead of the inverse — for example, seeing 6x = 42 and multiplying both sides by 6 to get x = 252, instead of dividing by 6 to get x = 7. Before you submit, ask: did I use the OPPOSITE operation shown in the equation, and did I apply it to both sides?</w:t>
       </w:r>
     </w:p>
     <w:p>
@@ -1562,7 +1570,7 @@
           <w:i/>
           <w:iCs/>
         </w:rPr>
-        <w:t xml:space="preserve">     Watch for: A common mistake in Solve Multiplication and Division Equations is skipping the key idea: "Divide to undo multiplying, and multiply to undo dividing — always on both sides." — always check your work against this rule before you submit.</w:t>
+        <w:t xml:space="preserve">     Watch for: A common mistake in Solve Multiplication and Division Equations is applying the SAME operation again instead of the inverse — for example, seeing 6x = 42 and multiplying both sides by 6 to get x = 252, instead of dividing by 6 to get x = 7. Before you submit, ask: did I use the OPPOSITE operation shown in the equation, and did I apply it to both sides?</w:t>
       </w:r>
     </w:p>
     <w:p>
@@ -1590,7 +1598,7 @@
         <w:spacing w:after="20" w:before="0"/>
       </w:pPr>
       <w:r>
-        <w:t xml:space="preserve">     Correct work: Follow the key idea: Divide to undo multiplying, and multiply to undo dividing — always on both sides.</w:t>
+        <w:t xml:space="preserve">     Correct work: n is divided by 4, so the inverse is MULTIPLICATION. Multiply both sides by 4: n = 12 × 4 = 48. Check: 48 ÷ 4 = 12 ✓</w:t>
       </w:r>
     </w:p>
     <w:p>
@@ -1622,7 +1630,7 @@
           <w:i/>
           <w:iCs/>
         </w:rPr>
-        <w:t xml:space="preserve">     Watch for: A common mistake in Solve Multiplication and Division Equations is skipping the key idea: "Divide to undo multiplying, and multiply to undo dividing — always on both sides." — always check your work against this rule before you submit.</w:t>
+        <w:t xml:space="preserve">     Watch for: A common mistake in Solve Multiplication and Division Equations is applying the SAME operation again instead of the inverse — for example, seeing 6x = 42 and multiplying both sides by 6 to get x = 252, instead of dividing by 6 to get x = 7. Before you submit, ask: did I use the OPPOSITE operation shown in the equation, and did I apply it to both sides?</w:t>
       </w:r>
     </w:p>
     <w:p>
@@ -1654,7 +1662,7 @@
           <w:i/>
           <w:iCs/>
         </w:rPr>
-        <w:t xml:space="preserve">     Watch for: A common mistake in Solve Multiplication and Division Equations is skipping the key idea: "Divide to undo multiplying, and multiply to undo dividing — always on both sides." — always check your work against this rule before you submit.</w:t>
+        <w:t xml:space="preserve">     Watch for: A common mistake in Solve Multiplication and Division Equations is applying the SAME operation again instead of the inverse — for example, seeing 6x = 42 and multiplying both sides by 6 to get x = 252, instead of dividing by 6 to get x = 7. Before you submit, ask: did I use the OPPOSITE operation shown in the equation, and did I apply it to both sides?</w:t>
       </w:r>
     </w:p>
     <w:p>
@@ -1686,7 +1694,7 @@
           <w:i/>
           <w:iCs/>
         </w:rPr>
-        <w:t xml:space="preserve">     Watch for: A common mistake in Solve Multiplication and Division Equations is skipping the key idea: "Divide to undo multiplying, and multiply to undo dividing — always on both sides." — always check your work against this rule before you submit.</w:t>
+        <w:t xml:space="preserve">     Watch for: A common mistake in Solve Multiplication and Division Equations is applying the SAME operation again instead of the inverse — for example, seeing 6x = 42 and multiplying both sides by 6 to get x = 252, instead of dividing by 6 to get x = 7. Before you submit, ask: did I use the OPPOSITE operation shown in the equation, and did I apply it to both sides?</w:t>
       </w:r>
     </w:p>
     <w:p>

--- a/lessons/7-3/homework.docx
+++ b/lessons/7-3/homework.docx
@@ -12,7 +12,7 @@
           <w:b/>
           <w:bCs/>
         </w:rPr>
-        <w:t xml:space="preserve">Solve Multiplication and Division Equations — Homework</w:t>
+        <w:t xml:space="preserve">Integers and Absolute Value — Homework</w:t>
       </w:r>
     </w:p>
     <w:p>
@@ -24,7 +24,7 @@
           <w:i/>
           <w:iCs/>
         </w:rPr>
-        <w:t xml:space="preserve">Lesson 7-3  •  Standard 6.AT.8</w:t>
+        <w:t xml:space="preserve">Lesson 9-2  •  Standard 6.NOS.8</w:t>
       </w:r>
     </w:p>
     <w:p>
@@ -80,7 +80,7 @@
         <w:spacing w:after="60" w:before="0"/>
       </w:pPr>
       <w:r>
-        <w:t xml:space="preserve">Content: I can solve one-step multiplication and division equations using inverse operations.</w:t>
+        <w:t xml:space="preserve">Content: I can identify integers and find their absolute value.</w:t>
       </w:r>
     </w:p>
     <w:p>
@@ -88,7 +88,7 @@
         <w:spacing w:after="60" w:before="0"/>
       </w:pPr>
       <w:r>
-        <w:t xml:space="preserve">Language: I can explain my steps using the words inverse operation, multiply, divide, and isolate.</w:t>
+        <w:t xml:space="preserve">Language: I can explain my reasoning using the words integer, positive, negative, absolute value, and opposite.</w:t>
       </w:r>
     </w:p>
     <w:p>
@@ -161,10 +161,10 @@
           <w:b/>
           <w:bCs/>
         </w:rPr>
-        <w:t xml:space="preserve">Inverse operation (Operación inversa)</w:t>
-      </w:r>
-      <w:r>
-        <w:t xml:space="preserve"> — Two math actions that undo each other, like × and ÷.</w:t>
+        <w:t xml:space="preserve">Integer (Número entero)</w:t>
+      </w:r>
+      <w:r>
+        <w:t xml:space="preserve"> — A whole number that can be positive, negative, or zero.</w:t>
       </w:r>
     </w:p>
     <w:p>
@@ -224,10 +224,10 @@
           <w:b/>
           <w:bCs/>
         </w:rPr>
-        <w:t xml:space="preserve">Multiply (Multiplicar)</w:t>
-      </w:r>
-      <w:r>
-        <w:t xml:space="preserve"> — To add equal groups again and again.</w:t>
+        <w:t xml:space="preserve">Positive (Positivo)</w:t>
+      </w:r>
+      <w:r>
+        <w:t xml:space="preserve"> — A number bigger than zero, to the right of zero on a number line.</w:t>
       </w:r>
     </w:p>
     <w:p>
@@ -287,73 +287,10 @@
           <w:b/>
           <w:bCs/>
         </w:rPr>
-        <w:t xml:space="preserve">Divide (Dividir)</w:t>
-      </w:r>
-      <w:r>
-        <w:t xml:space="preserve"> — To split into equal groups.</w:t>
-      </w:r>
-    </w:p>
-    <w:p>
-      <w:pPr>
-        <w:keepNext/>
-        <w:spacing w:after="20" w:before="80"/>
-        <w:jc w:val="center"/>
-      </w:pPr>
-      <w:r>
-        <w:drawing>
-          <wp:inline distT="0" distB="0" distL="0" distR="0">
-            <wp:extent cx="1047750" cy="790575"/>
-            <wp:effectExtent t="0" r="0" b="0" l="0"/>
-            <wp:docPr id="1" name="" descr="" title=""/>
-            <wp:cNvGraphicFramePr>
-              <a:graphicFrameLocks xmlns:a="http://schemas.openxmlformats.org/drawingml/2006/main" noChangeAspect="1"/>
-            </wp:cNvGraphicFramePr>
-            <a:graphic xmlns:a="http://schemas.openxmlformats.org/drawingml/2006/main">
-              <a:graphicData uri="http://schemas.openxmlformats.org/drawingml/2006/picture">
-                <pic:pic xmlns:pic="http://schemas.openxmlformats.org/drawingml/2006/picture">
-                  <pic:nvPicPr>
-                    <pic:cNvPr id="0" name="" descr=""/>
-                    <pic:cNvPicPr>
-                      <a:picLocks noChangeAspect="1" noChangeArrowheads="1"/>
-                    </pic:cNvPicPr>
-                  </pic:nvPicPr>
-                  <pic:blipFill>
-                    <a:blip r:embed="rId7" cstate="none"/>
-                    <a:srcRect/>
-                    <a:stretch>
-                      <a:fillRect/>
-                    </a:stretch>
-                  </pic:blipFill>
-                  <pic:spPr bwMode="auto">
-                    <a:xfrm>
-                      <a:off x="0" y="0"/>
-                      <a:ext cx="1047750" cy="790575"/>
-                    </a:xfrm>
-                    <a:prstGeom prst="rect">
-                      <a:avLst/>
-                    </a:prstGeom>
-                  </pic:spPr>
-                </pic:pic>
-              </a:graphicData>
-            </a:graphic>
-          </wp:inline>
-        </w:drawing>
-      </w:r>
-    </w:p>
-    <w:p>
-      <w:pPr>
-        <w:keepNext/>
-        <w:spacing w:after="120"/>
-      </w:pPr>
-      <w:r>
-        <w:rPr>
-          <w:b/>
-          <w:bCs/>
-        </w:rPr>
-        <w:t xml:space="preserve">Isolate (Despejar)</w:t>
-      </w:r>
-      <w:r>
-        <w:t xml:space="preserve"> — To get the letter by itself on one side.</w:t>
+        <w:t xml:space="preserve">Negative (Negativo)</w:t>
+      </w:r>
+      <w:r>
+        <w:t xml:space="preserve"> — A number smaller than zero, to the left of zero on a number line.</w:t>
       </w:r>
     </w:p>
     <w:p>
@@ -413,10 +350,10 @@
           <w:b/>
           <w:bCs/>
         </w:rPr>
-        <w:t xml:space="preserve">Coefficient (Coeficiente)</w:t>
-      </w:r>
-      <w:r>
-        <w:t xml:space="preserve"> — The number multiplied by a variable.</w:t>
+        <w:t xml:space="preserve">Absolute value (Valor absoluto)</w:t>
+      </w:r>
+      <w:r>
+        <w:t xml:space="preserve"> — How far a number is from zero. It is never negative.</w:t>
       </w:r>
     </w:p>
     <w:p>
@@ -444,7 +381,7 @@
                     </pic:cNvPicPr>
                   </pic:nvPicPr>
                   <pic:blipFill>
-                    <a:blip r:embed="rId7" cstate="none"/>
+                    <a:blip r:embed="rId11" cstate="none"/>
                     <a:srcRect/>
                     <a:stretch>
                       <a:fillRect/>
@@ -476,10 +413,10 @@
           <w:b/>
           <w:bCs/>
         </w:rPr>
-        <w:t xml:space="preserve">Solution (Solución)</w:t>
-      </w:r>
-      <w:r>
-        <w:t xml:space="preserve"> — The value of the variable that makes the equation true.</w:t>
+        <w:t xml:space="preserve">Opposite (Opuesto)</w:t>
+      </w:r>
+      <w:r>
+        <w:t xml:space="preserve"> — Two numbers the same distance from zero, on opposite sides, like 3 and -3.</w:t>
       </w:r>
     </w:p>
     <w:p>
@@ -516,39 +453,39 @@
           <w:b/>
           <w:bCs/>
         </w:rPr>
-        <w:t xml:space="preserve">1. Solve: 6x = 42</w:t>
-      </w:r>
-    </w:p>
-    <w:p>
-      <w:pPr>
-        <w:spacing w:after="40" w:before="0"/>
-      </w:pPr>
-      <w:r>
-        <w:t xml:space="preserve">     A. x = 7</w:t>
-      </w:r>
-    </w:p>
-    <w:p>
-      <w:pPr>
-        <w:spacing w:after="40" w:before="0"/>
-      </w:pPr>
-      <w:r>
-        <w:t xml:space="preserve">     B. x = 48</w:t>
-      </w:r>
-    </w:p>
-    <w:p>
-      <w:pPr>
-        <w:spacing w:after="40" w:before="0"/>
-      </w:pPr>
-      <w:r>
-        <w:t xml:space="preserve">     C. x = 36</w:t>
-      </w:r>
-    </w:p>
-    <w:p>
-      <w:pPr>
-        <w:spacing w:after="40" w:before="0"/>
-      </w:pPr>
-      <w:r>
-        <w:t xml:space="preserve">     D. x = 252</w:t>
+        <w:t xml:space="preserve">1. What is the absolute value of -9?</w:t>
+      </w:r>
+    </w:p>
+    <w:p>
+      <w:pPr>
+        <w:spacing w:after="40" w:before="0"/>
+      </w:pPr>
+      <w:r>
+        <w:t xml:space="preserve">     A. 9</w:t>
+      </w:r>
+    </w:p>
+    <w:p>
+      <w:pPr>
+        <w:spacing w:after="40" w:before="0"/>
+      </w:pPr>
+      <w:r>
+        <w:t xml:space="preserve">     B. -9</w:t>
+      </w:r>
+    </w:p>
+    <w:p>
+      <w:pPr>
+        <w:spacing w:after="40" w:before="0"/>
+      </w:pPr>
+      <w:r>
+        <w:t xml:space="preserve">     C. 0</w:t>
+      </w:r>
+    </w:p>
+    <w:p>
+      <w:pPr>
+        <w:spacing w:after="40" w:before="0"/>
+      </w:pPr>
+      <w:r>
+        <w:t xml:space="preserve">     D. 1</w:t>
       </w:r>
     </w:p>
     <w:p>
@@ -571,39 +508,39 @@
           <w:b/>
           <w:bCs/>
         </w:rPr>
-        <w:t xml:space="preserve">2. Solve: n / 3 = 8</w:t>
-      </w:r>
-    </w:p>
-    <w:p>
-      <w:pPr>
-        <w:spacing w:after="40" w:before="0"/>
-      </w:pPr>
-      <w:r>
-        <w:t xml:space="preserve">     A. n = 24</w:t>
-      </w:r>
-    </w:p>
-    <w:p>
-      <w:pPr>
-        <w:spacing w:after="40" w:before="0"/>
-      </w:pPr>
-      <w:r>
-        <w:t xml:space="preserve">     B. n = 11</w:t>
-      </w:r>
-    </w:p>
-    <w:p>
-      <w:pPr>
-        <w:spacing w:after="40" w:before="0"/>
-      </w:pPr>
-      <w:r>
-        <w:t xml:space="preserve">     C. n = 5</w:t>
-      </w:r>
-    </w:p>
-    <w:p>
-      <w:pPr>
-        <w:spacing w:after="40" w:before="0"/>
-      </w:pPr>
-      <w:r>
-        <w:t xml:space="preserve">     D. n = 3</w:t>
+        <w:t xml:space="preserve">2. Which integer has the GREATEST absolute value: -3, 7, -5, 2?</w:t>
+      </w:r>
+    </w:p>
+    <w:p>
+      <w:pPr>
+        <w:spacing w:after="40" w:before="0"/>
+      </w:pPr>
+      <w:r>
+        <w:t xml:space="preserve">     A. 7</w:t>
+      </w:r>
+    </w:p>
+    <w:p>
+      <w:pPr>
+        <w:spacing w:after="40" w:before="0"/>
+      </w:pPr>
+      <w:r>
+        <w:t xml:space="preserve">     B. -5</w:t>
+      </w:r>
+    </w:p>
+    <w:p>
+      <w:pPr>
+        <w:spacing w:after="40" w:before="0"/>
+      </w:pPr>
+      <w:r>
+        <w:t xml:space="preserve">     C. -3</w:t>
+      </w:r>
+    </w:p>
+    <w:p>
+      <w:pPr>
+        <w:spacing w:after="40" w:before="0"/>
+      </w:pPr>
+      <w:r>
+        <w:t xml:space="preserve">     D. 2</w:t>
       </w:r>
     </w:p>
     <w:p>
@@ -626,7 +563,7 @@
           <w:b/>
           <w:bCs/>
         </w:rPr>
-        <w:t xml:space="preserve">3. Solve each equation, show your work, and check.</w:t>
+        <w:t xml:space="preserve">3. Complete the table with each integer's absolute value and its opposite.</w:t>
       </w:r>
     </w:p>
     <w:tbl>
@@ -645,7 +582,6 @@
         <w:gridCol w:w="100"/>
         <w:gridCol w:w="100"/>
         <w:gridCol w:w="100"/>
-        <w:gridCol w:w="100"/>
       </w:tblGrid>
       <w:tr>
         <w:trPr>
@@ -653,7 +589,7 @@
         </w:trPr>
         <w:tc>
           <w:tcPr>
-            <w:tcW w:type="pct" w:w="25%"/>
+            <w:tcW w:type="pct" w:w="33%"/>
           </w:tcPr>
           <w:p>
             <w:r>
@@ -661,13 +597,13 @@
                 <w:b/>
                 <w:bCs/>
               </w:rPr>
-              <w:t xml:space="preserve">Equation</w:t>
+              <w:t xml:space="preserve">Integer</w:t>
             </w:r>
           </w:p>
         </w:tc>
         <w:tc>
           <w:tcPr>
-            <w:tcW w:type="pct" w:w="25%"/>
+            <w:tcW w:type="pct" w:w="33%"/>
           </w:tcPr>
           <w:p>
             <w:r>
@@ -675,13 +611,13 @@
                 <w:b/>
                 <w:bCs/>
               </w:rPr>
-              <w:t xml:space="preserve">Work</w:t>
+              <w:t xml:space="preserve">Absolute Value</w:t>
             </w:r>
           </w:p>
         </w:tc>
         <w:tc>
           <w:tcPr>
-            <w:tcW w:type="pct" w:w="25%"/>
+            <w:tcW w:type="pct" w:w="33%"/>
           </w:tcPr>
           <w:p>
             <w:r>
@@ -689,21 +625,7 @@
                 <w:b/>
                 <w:bCs/>
               </w:rPr>
-              <w:t xml:space="preserve">Solution</w:t>
-            </w:r>
-          </w:p>
-        </w:tc>
-        <w:tc>
-          <w:tcPr>
-            <w:tcW w:type="pct" w:w="25%"/>
-          </w:tcPr>
-          <w:p>
-            <w:r>
-              <w:rPr>
-                <w:b/>
-                <w:bCs/>
-              </w:rPr>
-              <w:t xml:space="preserve">Check</w:t>
+              <w:t xml:space="preserve">Opposite</w:t>
             </w:r>
           </w:p>
         </w:tc>
@@ -711,7 +633,7 @@
       <w:tr>
         <w:tc>
           <w:tcPr>
-            <w:tcW w:type="pct" w:w="25%"/>
+            <w:tcW w:type="pct" w:w="33%"/>
           </w:tcPr>
           <w:p>
             <w:r>
@@ -719,13 +641,13 @@
                 <w:b w:val="false"/>
                 <w:bCs w:val="false"/>
               </w:rPr>
-              <w:t xml:space="preserve">8m = 56</w:t>
+              <w:t xml:space="preserve">-7</w:t>
             </w:r>
           </w:p>
         </w:tc>
         <w:tc>
           <w:tcPr>
-            <w:tcW w:type="pct" w:w="25%"/>
+            <w:tcW w:type="pct" w:w="33%"/>
           </w:tcPr>
           <w:p>
             <w:r>
@@ -733,13 +655,13 @@
                 <w:b w:val="false"/>
                 <w:bCs w:val="false"/>
               </w:rPr>
-              <w:t xml:space="preserve">56 ÷ 8</w:t>
+              <w:t xml:space="preserve"> </w:t>
             </w:r>
           </w:p>
         </w:tc>
         <w:tc>
           <w:tcPr>
-            <w:tcW w:type="pct" w:w="25%"/>
+            <w:tcW w:type="pct" w:w="33%"/>
           </w:tcPr>
           <w:p>
             <w:r>
@@ -747,13 +669,15 @@
                 <w:b w:val="false"/>
                 <w:bCs w:val="false"/>
               </w:rPr>
-              <w:t xml:space="preserve">m = 7</w:t>
+              <w:t xml:space="preserve"> </w:t>
             </w:r>
           </w:p>
         </w:tc>
+      </w:tr>
+      <w:tr>
         <w:tc>
           <w:tcPr>
-            <w:tcW w:type="pct" w:w="25%"/>
+            <w:tcW w:type="pct" w:w="33%"/>
           </w:tcPr>
           <w:p>
             <w:r>
@@ -761,7 +685,35 @@
                 <w:b w:val="false"/>
                 <w:bCs w:val="false"/>
               </w:rPr>
-              <w:t xml:space="preserve">8 × 7 = 56 ✓</w:t>
+              <w:t xml:space="preserve">4</w:t>
+            </w:r>
+          </w:p>
+        </w:tc>
+        <w:tc>
+          <w:tcPr>
+            <w:tcW w:type="pct" w:w="33%"/>
+          </w:tcPr>
+          <w:p>
+            <w:r>
+              <w:rPr>
+                <w:b w:val="false"/>
+                <w:bCs w:val="false"/>
+              </w:rPr>
+              <w:t xml:space="preserve"> </w:t>
+            </w:r>
+          </w:p>
+        </w:tc>
+        <w:tc>
+          <w:tcPr>
+            <w:tcW w:type="pct" w:w="33%"/>
+          </w:tcPr>
+          <w:p>
+            <w:r>
+              <w:rPr>
+                <w:b w:val="false"/>
+                <w:bCs w:val="false"/>
+              </w:rPr>
+              <w:t xml:space="preserve"> </w:t>
             </w:r>
           </w:p>
         </w:tc>
@@ -769,7 +721,7 @@
       <w:tr>
         <w:tc>
           <w:tcPr>
-            <w:tcW w:type="pct" w:w="25%"/>
+            <w:tcW w:type="pct" w:w="33%"/>
           </w:tcPr>
           <w:p>
             <w:r>
@@ -777,13 +729,13 @@
                 <w:b w:val="false"/>
                 <w:bCs w:val="false"/>
               </w:rPr>
-              <w:t xml:space="preserve">y / 6 = 11</w:t>
+              <w:t xml:space="preserve">-12</w:t>
             </w:r>
           </w:p>
         </w:tc>
         <w:tc>
           <w:tcPr>
-            <w:tcW w:type="pct" w:w="25%"/>
+            <w:tcW w:type="pct" w:w="33%"/>
           </w:tcPr>
           <w:p>
             <w:r>
@@ -791,13 +743,13 @@
                 <w:b w:val="false"/>
                 <w:bCs w:val="false"/>
               </w:rPr>
-              <w:t xml:space="preserve">11 × 6</w:t>
+              <w:t xml:space="preserve"> </w:t>
             </w:r>
           </w:p>
         </w:tc>
         <w:tc>
           <w:tcPr>
-            <w:tcW w:type="pct" w:w="25%"/>
+            <w:tcW w:type="pct" w:w="33%"/>
           </w:tcPr>
           <w:p>
             <w:r>
@@ -805,13 +757,15 @@
                 <w:b w:val="false"/>
                 <w:bCs w:val="false"/>
               </w:rPr>
-              <w:t xml:space="preserve">y = 66</w:t>
+              <w:t xml:space="preserve"> </w:t>
             </w:r>
           </w:p>
         </w:tc>
+      </w:tr>
+      <w:tr>
         <w:tc>
           <w:tcPr>
-            <w:tcW w:type="pct" w:w="25%"/>
+            <w:tcW w:type="pct" w:w="33%"/>
           </w:tcPr>
           <w:p>
             <w:r>
@@ -819,7 +773,35 @@
                 <w:b w:val="false"/>
                 <w:bCs w:val="false"/>
               </w:rPr>
-              <w:t xml:space="preserve">66 / 6 = 11 ✓</w:t>
+              <w:t xml:space="preserve">0</w:t>
+            </w:r>
+          </w:p>
+        </w:tc>
+        <w:tc>
+          <w:tcPr>
+            <w:tcW w:type="pct" w:w="33%"/>
+          </w:tcPr>
+          <w:p>
+            <w:r>
+              <w:rPr>
+                <w:b w:val="false"/>
+                <w:bCs w:val="false"/>
+              </w:rPr>
+              <w:t xml:space="preserve"> </w:t>
+            </w:r>
+          </w:p>
+        </w:tc>
+        <w:tc>
+          <w:tcPr>
+            <w:tcW w:type="pct" w:w="33%"/>
+          </w:tcPr>
+          <w:p>
+            <w:r>
+              <w:rPr>
+                <w:b w:val="false"/>
+                <w:bCs w:val="false"/>
+              </w:rPr>
+              <w:t xml:space="preserve"> </w:t>
             </w:r>
           </w:p>
         </w:tc>
@@ -827,7 +809,7 @@
       <w:tr>
         <w:tc>
           <w:tcPr>
-            <w:tcW w:type="pct" w:w="25%"/>
+            <w:tcW w:type="pct" w:w="33%"/>
           </w:tcPr>
           <w:p>
             <w:r>
@@ -835,13 +817,13 @@
                 <w:b w:val="false"/>
                 <w:bCs w:val="false"/>
               </w:rPr>
-              <w:t xml:space="preserve">12k = 96</w:t>
+              <w:t xml:space="preserve">9</w:t>
             </w:r>
           </w:p>
         </w:tc>
         <w:tc>
           <w:tcPr>
-            <w:tcW w:type="pct" w:w="25%"/>
+            <w:tcW w:type="pct" w:w="33%"/>
           </w:tcPr>
           <w:p>
             <w:r>
@@ -849,13 +831,13 @@
                 <w:b w:val="false"/>
                 <w:bCs w:val="false"/>
               </w:rPr>
-              <w:t xml:space="preserve">96 ÷ 12</w:t>
+              <w:t xml:space="preserve"> </w:t>
             </w:r>
           </w:p>
         </w:tc>
         <w:tc>
           <w:tcPr>
-            <w:tcW w:type="pct" w:w="25%"/>
+            <w:tcW w:type="pct" w:w="33%"/>
           </w:tcPr>
           <w:p>
             <w:r>
@@ -863,21 +845,7 @@
                 <w:b w:val="false"/>
                 <w:bCs w:val="false"/>
               </w:rPr>
-              <w:t xml:space="preserve">k = 8</w:t>
-            </w:r>
-          </w:p>
-        </w:tc>
-        <w:tc>
-          <w:tcPr>
-            <w:tcW w:type="pct" w:w="25%"/>
-          </w:tcPr>
-          <w:p>
-            <w:r>
-              <w:rPr>
-                <w:b w:val="false"/>
-                <w:bCs w:val="false"/>
-              </w:rPr>
-              <w:t xml:space="preserve">12 × 8 = 96 ✓</w:t>
+              <w:t xml:space="preserve"> </w:t>
             </w:r>
           </w:p>
         </w:tc>
@@ -903,39 +871,55 @@
           <w:b/>
           <w:bCs/>
         </w:rPr>
-        <w:t xml:space="preserve">4. A detective splits 54 clues equally among 9 case files. The equation 9c = 54 represents this. What is c?</w:t>
-      </w:r>
-    </w:p>
-    <w:p>
-      <w:pPr>
-        <w:spacing w:after="40" w:before="0"/>
-      </w:pPr>
-      <w:r>
-        <w:t xml:space="preserve">     A. c = 6</w:t>
-      </w:r>
-    </w:p>
-    <w:p>
-      <w:pPr>
-        <w:spacing w:after="40" w:before="0"/>
-      </w:pPr>
-      <w:r>
-        <w:t xml:space="preserve">     B. c = 63</w:t>
-      </w:r>
-    </w:p>
-    <w:p>
-      <w:pPr>
-        <w:spacing w:after="40" w:before="0"/>
-      </w:pPr>
-      <w:r>
-        <w:t xml:space="preserve">     C. c = 45</w:t>
-      </w:r>
-    </w:p>
-    <w:p>
-      <w:pPr>
-        <w:spacing w:after="40" w:before="0"/>
-      </w:pPr>
-      <w:r>
-        <w:t xml:space="preserve">     D. c = 9</w:t>
+        <w:t xml:space="preserve">4. Sort each item into the correct group.</w:t>
+      </w:r>
+    </w:p>
+    <w:p>
+      <w:pPr>
+        <w:spacing w:after="40" w:before="0"/>
+      </w:pPr>
+      <w:r>
+        <w:t xml:space="preserve">   • undefined   → __________________</w:t>
+      </w:r>
+    </w:p>
+    <w:p>
+      <w:pPr>
+        <w:spacing w:after="40" w:before="0"/>
+      </w:pPr>
+      <w:r>
+        <w:t xml:space="preserve">   • undefined   → __________________</w:t>
+      </w:r>
+    </w:p>
+    <w:p>
+      <w:pPr>
+        <w:spacing w:after="40" w:before="0"/>
+      </w:pPr>
+      <w:r>
+        <w:t xml:space="preserve">   • undefined   → __________________</w:t>
+      </w:r>
+    </w:p>
+    <w:p>
+      <w:pPr>
+        <w:spacing w:after="40" w:before="0"/>
+      </w:pPr>
+      <w:r>
+        <w:t xml:space="preserve">   • undefined   → __________________</w:t>
+      </w:r>
+    </w:p>
+    <w:p>
+      <w:pPr>
+        <w:spacing w:after="40" w:before="0"/>
+      </w:pPr>
+      <w:r>
+        <w:t xml:space="preserve">   • undefined   → __________________</w:t>
+      </w:r>
+    </w:p>
+    <w:p>
+      <w:pPr>
+        <w:spacing w:after="40" w:before="0"/>
+      </w:pPr>
+      <w:r>
+        <w:t xml:space="preserve">   • undefined   → __________________</w:t>
       </w:r>
     </w:p>
     <w:p>
@@ -958,39 +942,86 @@
           <w:b/>
           <w:bCs/>
         </w:rPr>
-        <w:t xml:space="preserve">5. onLevel — Spot the Common Mistake</w:t>
-      </w:r>
-    </w:p>
-    <w:p>
-      <w:pPr>
-        <w:spacing w:after="40" w:before="0"/>
-      </w:pPr>
-      <w:r>
-        <w:t xml:space="preserve">   Step 1 (Equation): n / 4 = 12</w:t>
-      </w:r>
-    </w:p>
-    <w:p>
-      <w:pPr>
-        <w:spacing w:after="40" w:before="0"/>
-      </w:pPr>
-      <w:r>
-        <w:t xml:space="preserve">   Step 2 (Choose operation): n is in a fraction, so I will divide both sides by 4.</w:t>
-      </w:r>
-    </w:p>
-    <w:p>
-      <w:pPr>
-        <w:spacing w:after="40" w:before="0"/>
-      </w:pPr>
-      <w:r>
-        <w:t xml:space="preserve">   Step 3 (Apply to both sides): n / 4 ÷ 4 = 12 ÷ 4</w:t>
-      </w:r>
-    </w:p>
-    <w:p>
-      <w:pPr>
-        <w:spacing w:after="40" w:before="0"/>
-      </w:pPr>
-      <w:r>
-        <w:t xml:space="preserve">   Step 4 (Simplify): n = 3</w:t>
+        <w:t xml:space="preserve">5. Which statement about absolute value is TRUE?</w:t>
+      </w:r>
+    </w:p>
+    <w:p>
+      <w:pPr>
+        <w:spacing w:after="40" w:before="0"/>
+      </w:pPr>
+      <w:r>
+        <w:t xml:space="preserve">     A. |-4| = |4| because both are 4 units from zero</w:t>
+      </w:r>
+    </w:p>
+    <w:p>
+      <w:pPr>
+        <w:spacing w:after="40" w:before="0"/>
+      </w:pPr>
+      <w:r>
+        <w:t xml:space="preserve">     B. |-4| = -4 because the number is negative</w:t>
+      </w:r>
+    </w:p>
+    <w:p>
+      <w:pPr>
+        <w:spacing w:after="40" w:before="0"/>
+      </w:pPr>
+      <w:r>
+        <w:t xml:space="preserve">     C. |4| &gt; |-4| because positive is always bigger</w:t>
+      </w:r>
+    </w:p>
+    <w:p>
+      <w:pPr>
+        <w:spacing w:after="40" w:before="0"/>
+      </w:pPr>
+      <w:r>
+        <w:t xml:space="preserve">     D. |-4| = 0 because negatives cancel out</w:t>
+      </w:r>
+    </w:p>
+    <w:p>
+      <w:pPr>
+        <w:spacing w:after="60" w:before="120"/>
+      </w:pPr>
+      <w:r>
+        <w:rPr>
+          <w:color w:val="BBBBBB"/>
+        </w:rPr>
+        <w:t xml:space="preserve">______________________________________________________________________</w:t>
+      </w:r>
+    </w:p>
+    <w:p>
+      <w:pPr>
+        <w:spacing w:after="80" w:before="0"/>
+      </w:pPr>
+      <w:r>
+        <w:rPr>
+          <w:b/>
+          <w:bCs/>
+        </w:rPr>
+        <w:t xml:space="preserve">6. onLevel — Confusing Opposite with Absolute Value</w:t>
+      </w:r>
+    </w:p>
+    <w:p>
+      <w:pPr>
+        <w:spacing w:after="40" w:before="0"/>
+      </w:pPr>
+      <w:r>
+        <w:t xml:space="preserve">   Step 1 (Problem): Complete the table for the integer 9: find its absolute value and its opposite.</w:t>
+      </w:r>
+    </w:p>
+    <w:p>
+      <w:pPr>
+        <w:spacing w:after="40" w:before="0"/>
+      </w:pPr>
+      <w:r>
+        <w:t xml:space="preserve">   Step 2 (Student's thinking): Absolute value and opposite both just make a number positive, so they should give the same answer as each other.</w:t>
+      </w:r>
+    </w:p>
+    <w:p>
+      <w:pPr>
+        <w:spacing w:after="40" w:before="0"/>
+      </w:pPr>
+      <w:r>
+        <w:t xml:space="preserve">   Step 3 (Student's answer): Absolute value of 9 = 9, and opposite of 9 = 9.</w:t>
       </w:r>
     </w:p>
     <w:p>
@@ -1047,39 +1078,39 @@
           <w:b/>
           <w:bCs/>
         </w:rPr>
-        <w:t xml:space="preserve">6. Vault A is sealed with 4x = 32. Crack the lock: what is x?</w:t>
-      </w:r>
-    </w:p>
-    <w:p>
-      <w:pPr>
-        <w:spacing w:after="40" w:before="0"/>
-      </w:pPr>
-      <w:r>
-        <w:t xml:space="preserve">     A. x = 8</w:t>
-      </w:r>
-    </w:p>
-    <w:p>
-      <w:pPr>
-        <w:spacing w:after="40" w:before="0"/>
-      </w:pPr>
-      <w:r>
-        <w:t xml:space="preserve">     B. x = 128</w:t>
-      </w:r>
-    </w:p>
-    <w:p>
-      <w:pPr>
-        <w:spacing w:after="40" w:before="0"/>
-      </w:pPr>
-      <w:r>
-        <w:t xml:space="preserve">     C. x = 28</w:t>
-      </w:r>
-    </w:p>
-    <w:p>
-      <w:pPr>
-        <w:spacing w:after="40" w:before="0"/>
-      </w:pPr>
-      <w:r>
-        <w:t xml:space="preserve">     D. x = 36</w:t>
+        <w:t xml:space="preserve">7. On a frosty morning at the mountain cache, the thermometer reads -8 degrees. What is the absolute value of -8?</w:t>
+      </w:r>
+    </w:p>
+    <w:p>
+      <w:pPr>
+        <w:spacing w:after="40" w:before="0"/>
+      </w:pPr>
+      <w:r>
+        <w:t xml:space="preserve">     A. 8</w:t>
+      </w:r>
+    </w:p>
+    <w:p>
+      <w:pPr>
+        <w:spacing w:after="40" w:before="0"/>
+      </w:pPr>
+      <w:r>
+        <w:t xml:space="preserve">     B. -8</w:t>
+      </w:r>
+    </w:p>
+    <w:p>
+      <w:pPr>
+        <w:spacing w:after="40" w:before="0"/>
+      </w:pPr>
+      <w:r>
+        <w:t xml:space="preserve">     C. 0</w:t>
+      </w:r>
+    </w:p>
+    <w:p>
+      <w:pPr>
+        <w:spacing w:after="40" w:before="0"/>
+      </w:pPr>
+      <w:r>
+        <w:t xml:space="preserve">     D. 16</w:t>
       </w:r>
     </w:p>
     <w:p>
@@ -1102,39 +1133,39 @@
           <w:b/>
           <w:bCs/>
         </w:rPr>
-        <w:t xml:space="preserve">7. Vault B is sealed with x / 3 = 6. Crack the lock: what is x?</w:t>
-      </w:r>
-    </w:p>
-    <w:p>
-      <w:pPr>
-        <w:spacing w:after="40" w:before="0"/>
-      </w:pPr>
-      <w:r>
-        <w:t xml:space="preserve">     A. x = 18</w:t>
-      </w:r>
-    </w:p>
-    <w:p>
-      <w:pPr>
-        <w:spacing w:after="40" w:before="0"/>
-      </w:pPr>
-      <w:r>
-        <w:t xml:space="preserve">     B. x = 2</w:t>
-      </w:r>
-    </w:p>
-    <w:p>
-      <w:pPr>
-        <w:spacing w:after="40" w:before="0"/>
-      </w:pPr>
-      <w:r>
-        <w:t xml:space="preserve">     C. x = 9</w:t>
-      </w:r>
-    </w:p>
-    <w:p>
-      <w:pPr>
-        <w:spacing w:after="40" w:before="0"/>
-      </w:pPr>
-      <w:r>
-        <w:t xml:space="preserve">     D. x = 3</w:t>
+        <w:t xml:space="preserve">8. Two treasure sites report their temperatures: -5 degrees F at the Ice Cave and -2 degrees F at the Frozen Dock. Which site is COLDER?</w:t>
+      </w:r>
+    </w:p>
+    <w:p>
+      <w:pPr>
+        <w:spacing w:after="40" w:before="0"/>
+      </w:pPr>
+      <w:r>
+        <w:t xml:space="preserve">     A. -5 degrees F (Ice Cave)</w:t>
+      </w:r>
+    </w:p>
+    <w:p>
+      <w:pPr>
+        <w:spacing w:after="40" w:before="0"/>
+      </w:pPr>
+      <w:r>
+        <w:t xml:space="preserve">     B. -2 degrees F (Frozen Dock)</w:t>
+      </w:r>
+    </w:p>
+    <w:p>
+      <w:pPr>
+        <w:spacing w:after="40" w:before="0"/>
+      </w:pPr>
+      <w:r>
+        <w:t xml:space="preserve">     C. They are the same</w:t>
+      </w:r>
+    </w:p>
+    <w:p>
+      <w:pPr>
+        <w:spacing w:after="40" w:before="0"/>
+      </w:pPr>
+      <w:r>
+        <w:t xml:space="preserve">     D. Neither is below zero</w:t>
       </w:r>
     </w:p>
     <w:p>
@@ -1157,39 +1188,39 @@
           <w:b/>
           <w:bCs/>
         </w:rPr>
-        <w:t xml:space="preserve">8. Vault C is sealed with 5n = 45. Crack the lock: what is n?</w:t>
-      </w:r>
-    </w:p>
-    <w:p>
-      <w:pPr>
-        <w:spacing w:after="40" w:before="0"/>
-      </w:pPr>
-      <w:r>
-        <w:t xml:space="preserve">     A. n = 9</w:t>
-      </w:r>
-    </w:p>
-    <w:p>
-      <w:pPr>
-        <w:spacing w:after="40" w:before="0"/>
-      </w:pPr>
-      <w:r>
-        <w:t xml:space="preserve">     B. n = 225</w:t>
-      </w:r>
-    </w:p>
-    <w:p>
-      <w:pPr>
-        <w:spacing w:after="40" w:before="0"/>
-      </w:pPr>
-      <w:r>
-        <w:t xml:space="preserve">     C. n = 40</w:t>
-      </w:r>
-    </w:p>
-    <w:p>
-      <w:pPr>
-        <w:spacing w:after="40" w:before="0"/>
-      </w:pPr>
-      <w:r>
-        <w:t xml:space="preserve">     D. n = 50</w:t>
+        <w:t xml:space="preserve">9. Captain Vega compares |-12| (a deep cave) and |7| (a hilltop). Which absolute value is GREATER?</w:t>
+      </w:r>
+    </w:p>
+    <w:p>
+      <w:pPr>
+        <w:spacing w:after="40" w:before="0"/>
+      </w:pPr>
+      <w:r>
+        <w:t xml:space="preserve">     A. |-12| because 12 &gt; 7</w:t>
+      </w:r>
+    </w:p>
+    <w:p>
+      <w:pPr>
+        <w:spacing w:after="40" w:before="0"/>
+      </w:pPr>
+      <w:r>
+        <w:t xml:space="preserve">     B. |7| because 7 is positive</w:t>
+      </w:r>
+    </w:p>
+    <w:p>
+      <w:pPr>
+        <w:spacing w:after="40" w:before="0"/>
+      </w:pPr>
+      <w:r>
+        <w:t xml:space="preserve">     C. They are equal</w:t>
+      </w:r>
+    </w:p>
+    <w:p>
+      <w:pPr>
+        <w:spacing w:after="40" w:before="0"/>
+      </w:pPr>
+      <w:r>
+        <w:t xml:space="preserve">     D. |-12| = -12, so |7| is greater</w:t>
       </w:r>
     </w:p>
     <w:p>
@@ -1212,168 +1243,7 @@
           <w:b/>
           <w:bCs/>
         </w:rPr>
-        <w:t xml:space="preserve">9. Level 2 Extension - Match each locked vault to the solution that opens it.</w:t>
-      </w:r>
-    </w:p>
-    <w:tbl>
-      <w:tblPr>
-        <w:tblW w:type="pct" w:w="100%"/>
-        <w:tblBorders>
-          <w:top w:val="single" w:color="auto" w:sz="4"/>
-          <w:left w:val="single" w:color="auto" w:sz="4"/>
-          <w:bottom w:val="single" w:color="auto" w:sz="4"/>
-          <w:right w:val="single" w:color="auto" w:sz="4"/>
-          <w:insideH w:val="single" w:color="auto" w:sz="4"/>
-          <w:insideV w:val="single" w:color="auto" w:sz="4"/>
-        </w:tblBorders>
-      </w:tblPr>
-      <w:tblGrid>
-        <w:gridCol w:w="100"/>
-        <w:gridCol w:w="100"/>
-      </w:tblGrid>
-      <w:tr>
-        <w:trPr>
-          <w:tblHeader/>
-        </w:trPr>
-        <w:tc>
-          <w:tcPr>
-            <w:tcW w:type="pct" w:w="50%"/>
-          </w:tcPr>
-          <w:p>
-            <w:r>
-              <w:rPr>
-                <w:b/>
-                <w:bCs/>
-              </w:rPr>
-              <w:t xml:space="preserve">Item</w:t>
-            </w:r>
-          </w:p>
-        </w:tc>
-        <w:tc>
-          <w:tcPr>
-            <w:tcW w:type="pct" w:w="50%"/>
-          </w:tcPr>
-          <w:p>
-            <w:r>
-              <w:rPr>
-                <w:b/>
-                <w:bCs/>
-              </w:rPr>
-              <w:t xml:space="preserve">Answer choices</w:t>
-            </w:r>
-          </w:p>
-        </w:tc>
-      </w:tr>
-      <w:tr>
-        <w:tc>
-          <w:tcPr>
-            <w:tcW w:type="pct" w:w="50%"/>
-          </w:tcPr>
-          <w:p>
-            <w:r>
-              <w:t xml:space="preserve">____  7x = 56</w:t>
-            </w:r>
-          </w:p>
-        </w:tc>
-        <w:tc>
-          <w:tcPr>
-            <w:tcW w:type="pct" w:w="50%"/>
-          </w:tcPr>
-          <w:p>
-            <w:r>
-              <w:t xml:space="preserve">D. p = 18</w:t>
-            </w:r>
-          </w:p>
-        </w:tc>
-      </w:tr>
-      <w:tr>
-        <w:tc>
-          <w:tcPr>
-            <w:tcW w:type="pct" w:w="50%"/>
-          </w:tcPr>
-          <w:p>
-            <w:r>
-              <w:t xml:space="preserve">____  x / 5 = 4</w:t>
-            </w:r>
-          </w:p>
-        </w:tc>
-        <w:tc>
-          <w:tcPr>
-            <w:tcW w:type="pct" w:w="50%"/>
-          </w:tcPr>
-          <w:p>
-            <w:r>
-              <w:t xml:space="preserve">C. m = 3</w:t>
-            </w:r>
-          </w:p>
-        </w:tc>
-      </w:tr>
-      <w:tr>
-        <w:tc>
-          <w:tcPr>
-            <w:tcW w:type="pct" w:w="50%"/>
-          </w:tcPr>
-          <w:p>
-            <w:r>
-              <w:t xml:space="preserve">____  11m = 33</w:t>
-            </w:r>
-          </w:p>
-        </w:tc>
-        <w:tc>
-          <w:tcPr>
-            <w:tcW w:type="pct" w:w="50%"/>
-          </w:tcPr>
-          <w:p>
-            <w:r>
-              <w:t xml:space="preserve">B. x = 20</w:t>
-            </w:r>
-          </w:p>
-        </w:tc>
-      </w:tr>
-      <w:tr>
-        <w:tc>
-          <w:tcPr>
-            <w:tcW w:type="pct" w:w="50%"/>
-          </w:tcPr>
-          <w:p>
-            <w:r>
-              <w:t xml:space="preserve">____  p / 2 = 9</w:t>
-            </w:r>
-          </w:p>
-        </w:tc>
-        <w:tc>
-          <w:tcPr>
-            <w:tcW w:type="pct" w:w="50%"/>
-          </w:tcPr>
-          <w:p>
-            <w:r>
-              <w:t xml:space="preserve">A. x = 8</w:t>
-            </w:r>
-          </w:p>
-        </w:tc>
-      </w:tr>
-    </w:tbl>
-    <w:p>
-      <w:pPr>
-        <w:spacing w:after="60" w:before="120"/>
-      </w:pPr>
-      <w:r>
-        <w:rPr>
-          <w:color w:val="BBBBBB"/>
-        </w:rPr>
-        <w:t xml:space="preserve">______________________________________________________________________</w:t>
-      </w:r>
-    </w:p>
-    <w:p>
-      <w:pPr>
-        <w:spacing w:after="80" w:before="0"/>
-      </w:pPr>
-      <w:r>
-        <w:rPr>
-          <w:b/>
-          <w:bCs/>
-        </w:rPr>
-        <w:t xml:space="preserve">10. Detective, decide which key opens each vault: do you MULTIPLY or DIVIDE to unlock the variable?</w:t>
+        <w:t xml:space="preserve">10. Drag each treasure-site temperature into the right group: below freezing (colder than 0 degrees) or above freezing (0 degrees or warmer).</w:t>
       </w:r>
     </w:p>
     <w:p>
@@ -1385,39 +1255,55 @@
           <w:i/>
           <w:iCs/>
         </w:rPr>
-        <w:t xml:space="preserve">Groups: Divide both sides   |   Multiply both sides</w:t>
-      </w:r>
-    </w:p>
-    <w:p>
-      <w:pPr>
-        <w:spacing w:after="40" w:before="0"/>
-      </w:pPr>
-      <w:r>
-        <w:t xml:space="preserve">   • 6x = 48   → __________________</w:t>
-      </w:r>
-    </w:p>
-    <w:p>
-      <w:pPr>
-        <w:spacing w:after="40" w:before="0"/>
-      </w:pPr>
-      <w:r>
-        <w:t xml:space="preserve">   • 9k = 27   → __________________</w:t>
-      </w:r>
-    </w:p>
-    <w:p>
-      <w:pPr>
-        <w:spacing w:after="40" w:before="0"/>
-      </w:pPr>
-      <w:r>
-        <w:t xml:space="preserve">   • x / 8 = 2   → __________________</w:t>
-      </w:r>
-    </w:p>
-    <w:p>
-      <w:pPr>
-        <w:spacing w:after="40" w:before="0"/>
-      </w:pPr>
-      <w:r>
-        <w:t xml:space="preserve">   • n / 4 = 5   → __________________</w:t>
+        <w:t xml:space="preserve">Groups: Below Freezing (colder than 0)   |   Freezing or Above (0 or warmer)</w:t>
+      </w:r>
+    </w:p>
+    <w:p>
+      <w:pPr>
+        <w:spacing w:after="40" w:before="0"/>
+      </w:pPr>
+      <w:r>
+        <w:t xml:space="preserve">   • -9 degrees F (Ice Cave)   → __________________</w:t>
+      </w:r>
+    </w:p>
+    <w:p>
+      <w:pPr>
+        <w:spacing w:after="40" w:before="0"/>
+      </w:pPr>
+      <w:r>
+        <w:t xml:space="preserve">   • -3 degrees F (Snow Ridge)   → __________________</w:t>
+      </w:r>
+    </w:p>
+    <w:p>
+      <w:pPr>
+        <w:spacing w:after="40" w:before="0"/>
+      </w:pPr>
+      <w:r>
+        <w:t xml:space="preserve">   • 5 degrees F (Tide Pool)   → __________________</w:t>
+      </w:r>
+    </w:p>
+    <w:p>
+      <w:pPr>
+        <w:spacing w:after="40" w:before="0"/>
+      </w:pPr>
+      <w:r>
+        <w:t xml:space="preserve">   • 11 degrees F (Sunny Beach)   → __________________</w:t>
+      </w:r>
+    </w:p>
+    <w:p>
+      <w:pPr>
+        <w:spacing w:after="40" w:before="0"/>
+      </w:pPr>
+      <w:r>
+        <w:t xml:space="preserve">   • -1 degrees F (Frozen Dock)   → __________________</w:t>
+      </w:r>
+    </w:p>
+    <w:p>
+      <w:pPr>
+        <w:spacing w:after="40" w:before="0"/>
+      </w:pPr>
+      <w:r>
+        <w:t xml:space="preserve">   • 0 degrees F (Sea Level Camp)   → __________________</w:t>
       </w:r>
     </w:p>
     <w:p>
@@ -1458,15 +1344,15 @@
           <w:b/>
           <w:bCs/>
         </w:rPr>
-        <w:t xml:space="preserve">1. A. x = 7</w:t>
-      </w:r>
-    </w:p>
-    <w:p>
-      <w:pPr>
-        <w:spacing w:after="20" w:before="0"/>
-      </w:pPr>
-      <w:r>
-        <w:t xml:space="preserve">     Divide both sides by 6: x = 42 ÷ 6 = 7. Check: 6 × 7 = 42 ✓</w:t>
+        <w:t xml:space="preserve">1. A. 9</w:t>
+      </w:r>
+    </w:p>
+    <w:p>
+      <w:pPr>
+        <w:spacing w:after="20" w:before="0"/>
+      </w:pPr>
+      <w:r>
+        <w:t xml:space="preserve">     Absolute value is the distance from zero. -9 is 9 units from zero, so |-9| = 9.</w:t>
       </w:r>
     </w:p>
     <w:p>
@@ -1478,27 +1364,27 @@
           <w:i/>
           <w:iCs/>
         </w:rPr>
-        <w:t xml:space="preserve">     Watch for: A common mistake in Solve Multiplication and Division Equations is applying the SAME operation again instead of the inverse — for example, seeing 6x = 42 and multiplying both sides by 6 to get x = 252, instead of dividing by 6 to get x = 7. Before you submit, ask: did I use the OPPOSITE operation shown in the equation, and did I apply it to both sides?</w:t>
-      </w:r>
-    </w:p>
-    <w:p>
-      <w:pPr>
-        <w:spacing w:after="40" w:before="0"/>
-      </w:pPr>
-      <w:r>
-        <w:rPr>
-          <w:b/>
-          <w:bCs/>
-        </w:rPr>
-        <w:t xml:space="preserve">2. A. n = 24</w:t>
-      </w:r>
-    </w:p>
-    <w:p>
-      <w:pPr>
-        <w:spacing w:after="20" w:before="0"/>
-      </w:pPr>
-      <w:r>
-        <w:t xml:space="preserve">     Multiply both sides by 3: n = 8 × 3 = 24. Check: 24 / 3 = 8 ✓</w:t>
+        <w:t xml:space="preserve">     Watch for: A common mistake in Integers and Absolute Value is judging size by the digits alone instead of position on the number line — students think -8 is 'more' than -3 because 8 &gt; 3, when really -8 sits farther left (colder, deeper, or lower) and is actually the SMALLER integer. Absolute value measures distance from zero and is always positive or zero, but that distance does not decide which integer is greater — only left-to-right order on the number line does. Before you submit, ask: am I comparing distance from zero (absolute value) or position on the number line (greater/less than)?</w:t>
+      </w:r>
+    </w:p>
+    <w:p>
+      <w:pPr>
+        <w:spacing w:after="40" w:before="0"/>
+      </w:pPr>
+      <w:r>
+        <w:rPr>
+          <w:b/>
+          <w:bCs/>
+        </w:rPr>
+        <w:t xml:space="preserve">2. A. 7</w:t>
+      </w:r>
+    </w:p>
+    <w:p>
+      <w:pPr>
+        <w:spacing w:after="20" w:before="0"/>
+      </w:pPr>
+      <w:r>
+        <w:t xml:space="preserve">     |-3| = 3, |7| = 7, |-5| = 5, |2| = 2. The greatest absolute value is 7.</w:t>
       </w:r>
     </w:p>
     <w:p>
@@ -1510,27 +1396,99 @@
           <w:i/>
           <w:iCs/>
         </w:rPr>
-        <w:t xml:space="preserve">     Watch for: A common mistake in Solve Multiplication and Division Equations is applying the SAME operation again instead of the inverse — for example, seeing 6x = 42 and multiplying both sides by 6 to get x = 252, instead of dividing by 6 to get x = 7. Before you submit, ask: did I use the OPPOSITE operation shown in the equation, and did I apply it to both sides?</w:t>
-      </w:r>
-    </w:p>
-    <w:p>
-      <w:pPr>
-        <w:spacing w:after="40" w:before="0"/>
-      </w:pPr>
-      <w:r>
-        <w:rPr>
-          <w:b/>
-          <w:bCs/>
-        </w:rPr>
-        <w:t xml:space="preserve">3. Solve each equation, show your work, and check.</w:t>
-      </w:r>
-    </w:p>
-    <w:p>
-      <w:pPr>
-        <w:spacing w:after="40" w:before="0"/>
-      </w:pPr>
-      <w:r>
-        <w:t xml:space="preserve">     (See completed table.)</w:t>
+        <w:t xml:space="preserve">     Watch for: A common mistake in Integers and Absolute Value is judging size by the digits alone instead of position on the number line — students think -8 is 'more' than -3 because 8 &gt; 3, when really -8 sits farther left (colder, deeper, or lower) and is actually the SMALLER integer. Absolute value measures distance from zero and is always positive or zero, but that distance does not decide which integer is greater — only left-to-right order on the number line does. Before you submit, ask: am I comparing distance from zero (absolute value) or position on the number line (greater/less than)?</w:t>
+      </w:r>
+    </w:p>
+    <w:p>
+      <w:pPr>
+        <w:spacing w:after="40" w:before="0"/>
+      </w:pPr>
+      <w:r>
+        <w:rPr>
+          <w:b/>
+          <w:bCs/>
+        </w:rPr>
+        <w:t xml:space="preserve">3. Complete the table with each integer's absolute value and its opposite.</w:t>
+      </w:r>
+    </w:p>
+    <w:p>
+      <w:pPr>
+        <w:spacing w:after="20" w:before="0"/>
+      </w:pPr>
+      <w:r>
+        <w:t xml:space="preserve">     -7 — Absolute Value: 7</w:t>
+      </w:r>
+    </w:p>
+    <w:p>
+      <w:pPr>
+        <w:spacing w:after="20" w:before="0"/>
+      </w:pPr>
+      <w:r>
+        <w:t xml:space="preserve">     -7 — Opposite: 7</w:t>
+      </w:r>
+    </w:p>
+    <w:p>
+      <w:pPr>
+        <w:spacing w:after="20" w:before="0"/>
+      </w:pPr>
+      <w:r>
+        <w:t xml:space="preserve">     4 — Absolute Value: 4</w:t>
+      </w:r>
+    </w:p>
+    <w:p>
+      <w:pPr>
+        <w:spacing w:after="20" w:before="0"/>
+      </w:pPr>
+      <w:r>
+        <w:t xml:space="preserve">     4 — Opposite: -4</w:t>
+      </w:r>
+    </w:p>
+    <w:p>
+      <w:pPr>
+        <w:spacing w:after="20" w:before="0"/>
+      </w:pPr>
+      <w:r>
+        <w:t xml:space="preserve">     -12 — Absolute Value: 12</w:t>
+      </w:r>
+    </w:p>
+    <w:p>
+      <w:pPr>
+        <w:spacing w:after="20" w:before="0"/>
+      </w:pPr>
+      <w:r>
+        <w:t xml:space="preserve">     -12 — Opposite: 12</w:t>
+      </w:r>
+    </w:p>
+    <w:p>
+      <w:pPr>
+        <w:spacing w:after="20" w:before="0"/>
+      </w:pPr>
+      <w:r>
+        <w:t xml:space="preserve">     0 — Absolute Value: 0</w:t>
+      </w:r>
+    </w:p>
+    <w:p>
+      <w:pPr>
+        <w:spacing w:after="20" w:before="0"/>
+      </w:pPr>
+      <w:r>
+        <w:t xml:space="preserve">     0 — Opposite: 0</w:t>
+      </w:r>
+    </w:p>
+    <w:p>
+      <w:pPr>
+        <w:spacing w:after="20" w:before="0"/>
+      </w:pPr>
+      <w:r>
+        <w:t xml:space="preserve">     9 — Absolute Value: 9</w:t>
+      </w:r>
+    </w:p>
+    <w:p>
+      <w:pPr>
+        <w:spacing w:after="20" w:before="0"/>
+      </w:pPr>
+      <w:r>
+        <w:t xml:space="preserve">     9 — Opposite: -9</w:t>
       </w:r>
     </w:p>
     <w:p>
@@ -1550,15 +1508,83 @@
           <w:b/>
           <w:bCs/>
         </w:rPr>
-        <w:t xml:space="preserve">4. A. c = 6</w:t>
-      </w:r>
-    </w:p>
-    <w:p>
-      <w:pPr>
-        <w:spacing w:after="20" w:before="0"/>
-      </w:pPr>
-      <w:r>
-        <w:t xml:space="preserve">     Divide both sides by 9: c = 54 ÷ 9 = 6 clues per file.</w:t>
+        <w:t xml:space="preserve">4. Correct groups:</w:t>
+      </w:r>
+    </w:p>
+    <w:p>
+      <w:pPr>
+        <w:spacing w:after="20" w:before="0"/>
+      </w:pPr>
+      <w:r>
+        <w:t xml:space="preserve">     undefined → undefined</w:t>
+      </w:r>
+    </w:p>
+    <w:p>
+      <w:pPr>
+        <w:spacing w:after="20" w:before="0"/>
+      </w:pPr>
+      <w:r>
+        <w:t xml:space="preserve">     undefined → undefined</w:t>
+      </w:r>
+    </w:p>
+    <w:p>
+      <w:pPr>
+        <w:spacing w:after="20" w:before="0"/>
+      </w:pPr>
+      <w:r>
+        <w:t xml:space="preserve">     undefined → undefined</w:t>
+      </w:r>
+    </w:p>
+    <w:p>
+      <w:pPr>
+        <w:spacing w:after="20" w:before="0"/>
+      </w:pPr>
+      <w:r>
+        <w:t xml:space="preserve">     undefined → undefined</w:t>
+      </w:r>
+    </w:p>
+    <w:p>
+      <w:pPr>
+        <w:spacing w:after="20" w:before="0"/>
+      </w:pPr>
+      <w:r>
+        <w:t xml:space="preserve">     undefined → undefined</w:t>
+      </w:r>
+    </w:p>
+    <w:p>
+      <w:pPr>
+        <w:spacing w:after="20" w:before="0"/>
+      </w:pPr>
+      <w:r>
+        <w:t xml:space="preserve">     undefined → undefined</w:t>
+      </w:r>
+    </w:p>
+    <w:p>
+      <w:pPr>
+        <w:spacing w:after="40" w:before="0"/>
+      </w:pPr>
+      <w:r>
+        <w:t xml:space="preserve"/>
+      </w:r>
+    </w:p>
+    <w:p>
+      <w:pPr>
+        <w:spacing w:after="40" w:before="0"/>
+      </w:pPr>
+      <w:r>
+        <w:rPr>
+          <w:b/>
+          <w:bCs/>
+        </w:rPr>
+        <w:t xml:space="preserve">5. A. |-4| = |4| because both are 4 units from zero</w:t>
+      </w:r>
+    </w:p>
+    <w:p>
+      <w:pPr>
+        <w:spacing w:after="20" w:before="0"/>
+      </w:pPr>
+      <w:r>
+        <w:t xml:space="preserve">     Absolute value measures distance from zero. Both -4 and 4 are 4 units from zero, so |-4| = |4| = 4.</w:t>
       </w:r>
     </w:p>
     <w:p>
@@ -1570,19 +1596,19 @@
           <w:i/>
           <w:iCs/>
         </w:rPr>
-        <w:t xml:space="preserve">     Watch for: A common mistake in Solve Multiplication and Division Equations is applying the SAME operation again instead of the inverse — for example, seeing 6x = 42 and multiplying both sides by 6 to get x = 252, instead of dividing by 6 to get x = 7. Before you submit, ask: did I use the OPPOSITE operation shown in the equation, and did I apply it to both sides?</w:t>
-      </w:r>
-    </w:p>
-    <w:p>
-      <w:pPr>
-        <w:spacing w:after="40" w:before="0"/>
-      </w:pPr>
-      <w:r>
-        <w:rPr>
-          <w:b/>
-          <w:bCs/>
-        </w:rPr>
-        <w:t xml:space="preserve">5. onLevel — Spot the Common Mistake</w:t>
+        <w:t xml:space="preserve">     Watch for: A common mistake in Integers and Absolute Value is judging size by the digits alone instead of position on the number line — students think -8 is 'more' than -3 because 8 &gt; 3, when really -8 sits farther left (colder, deeper, or lower) and is actually the SMALLER integer. Absolute value measures distance from zero and is always positive or zero, but that distance does not decide which integer is greater — only left-to-right order on the number line does. Before you submit, ask: am I comparing distance from zero (absolute value) or position on the number line (greater/less than)?</w:t>
+      </w:r>
+    </w:p>
+    <w:p>
+      <w:pPr>
+        <w:spacing w:after="40" w:before="0"/>
+      </w:pPr>
+      <w:r>
+        <w:rPr>
+          <w:b/>
+          <w:bCs/>
+        </w:rPr>
+        <w:t xml:space="preserve">6. onLevel — Confusing Opposite with Absolute Value</w:t>
       </w:r>
     </w:p>
     <w:p>
@@ -1598,27 +1624,27 @@
         <w:spacing w:after="20" w:before="0"/>
       </w:pPr>
       <w:r>
-        <w:t xml:space="preserve">     Correct work: n is divided by 4, so the inverse is MULTIPLICATION. Multiply both sides by 4: n = 12 × 4 = 48. Check: 48 ÷ 4 = 12 ✓</w:t>
-      </w:r>
-    </w:p>
-    <w:p>
-      <w:pPr>
-        <w:spacing w:after="40" w:before="0"/>
-      </w:pPr>
-      <w:r>
-        <w:rPr>
-          <w:b/>
-          <w:bCs/>
-        </w:rPr>
-        <w:t xml:space="preserve">6. A. x = 8</w:t>
-      </w:r>
-    </w:p>
-    <w:p>
-      <w:pPr>
-        <w:spacing w:after="20" w:before="0"/>
-      </w:pPr>
-      <w:r>
-        <w:t xml:space="preserve">     The 4 is multiplying x, so divide both sides by 4: x = 32 / 4 = 8. Check: 4 x 8 = 32.</w:t>
+        <w:t xml:space="preserve">     Correct work: Absolute value and opposite are different operations. Absolute value measures distance from zero and is never negative: |9| = 9. Opposite reflects a number to the other side of zero, flipping its sign: the opposite of 9 is -9, not 9. The two operations only give the same result for the number 0 — every other number has a different absolute value and opposite.</w:t>
+      </w:r>
+    </w:p>
+    <w:p>
+      <w:pPr>
+        <w:spacing w:after="40" w:before="0"/>
+      </w:pPr>
+      <w:r>
+        <w:rPr>
+          <w:b/>
+          <w:bCs/>
+        </w:rPr>
+        <w:t xml:space="preserve">7. A. 8</w:t>
+      </w:r>
+    </w:p>
+    <w:p>
+      <w:pPr>
+        <w:spacing w:after="20" w:before="0"/>
+      </w:pPr>
+      <w:r>
+        <w:t xml:space="preserve">     Absolute value is the distance from zero, so |-8| = 8.</w:t>
       </w:r>
     </w:p>
     <w:p>
@@ -1630,27 +1656,27 @@
           <w:i/>
           <w:iCs/>
         </w:rPr>
-        <w:t xml:space="preserve">     Watch for: A common mistake in Solve Multiplication and Division Equations is applying the SAME operation again instead of the inverse — for example, seeing 6x = 42 and multiplying both sides by 6 to get x = 252, instead of dividing by 6 to get x = 7. Before you submit, ask: did I use the OPPOSITE operation shown in the equation, and did I apply it to both sides?</w:t>
-      </w:r>
-    </w:p>
-    <w:p>
-      <w:pPr>
-        <w:spacing w:after="40" w:before="0"/>
-      </w:pPr>
-      <w:r>
-        <w:rPr>
-          <w:b/>
-          <w:bCs/>
-        </w:rPr>
-        <w:t xml:space="preserve">7. A. x = 18</w:t>
-      </w:r>
-    </w:p>
-    <w:p>
-      <w:pPr>
-        <w:spacing w:after="20" w:before="0"/>
-      </w:pPr>
-      <w:r>
-        <w:t xml:space="preserve">     x is divided by 3, so multiply both sides by 3: x = 6 x 3 = 18. Check: 18 / 3 = 6.</w:t>
+        <w:t xml:space="preserve">     Watch for: A common mistake in Integers and Absolute Value is judging size by the digits alone instead of position on the number line — students think -8 is 'more' than -3 because 8 &gt; 3, when really -8 sits farther left (colder, deeper, or lower) and is actually the SMALLER integer. Absolute value measures distance from zero and is always positive or zero, but that distance does not decide which integer is greater — only left-to-right order on the number line does. Before you submit, ask: am I comparing distance from zero (absolute value) or position on the number line (greater/less than)?</w:t>
+      </w:r>
+    </w:p>
+    <w:p>
+      <w:pPr>
+        <w:spacing w:after="40" w:before="0"/>
+      </w:pPr>
+      <w:r>
+        <w:rPr>
+          <w:b/>
+          <w:bCs/>
+        </w:rPr>
+        <w:t xml:space="preserve">8. A. -5 degrees F (Ice Cave)</w:t>
+      </w:r>
+    </w:p>
+    <w:p>
+      <w:pPr>
+        <w:spacing w:after="20" w:before="0"/>
+      </w:pPr>
+      <w:r>
+        <w:t xml:space="preserve">     On a number line, -5 is to the left of -2, so -5 is the smaller (colder) temperature.</w:t>
       </w:r>
     </w:p>
     <w:p>
@@ -1662,27 +1688,27 @@
           <w:i/>
           <w:iCs/>
         </w:rPr>
-        <w:t xml:space="preserve">     Watch for: A common mistake in Solve Multiplication and Division Equations is applying the SAME operation again instead of the inverse — for example, seeing 6x = 42 and multiplying both sides by 6 to get x = 252, instead of dividing by 6 to get x = 7. Before you submit, ask: did I use the OPPOSITE operation shown in the equation, and did I apply it to both sides?</w:t>
-      </w:r>
-    </w:p>
-    <w:p>
-      <w:pPr>
-        <w:spacing w:after="40" w:before="0"/>
-      </w:pPr>
-      <w:r>
-        <w:rPr>
-          <w:b/>
-          <w:bCs/>
-        </w:rPr>
-        <w:t xml:space="preserve">8. A. n = 9</w:t>
-      </w:r>
-    </w:p>
-    <w:p>
-      <w:pPr>
-        <w:spacing w:after="20" w:before="0"/>
-      </w:pPr>
-      <w:r>
-        <w:t xml:space="preserve">     The 5 is multiplying n, so divide both sides by 5: n = 45 / 5 = 9. Check: 5 x 9 = 45.</w:t>
+        <w:t xml:space="preserve">     Watch for: A common mistake in Integers and Absolute Value is judging size by the digits alone instead of position on the number line — students think -8 is 'more' than -3 because 8 &gt; 3, when really -8 sits farther left (colder, deeper, or lower) and is actually the SMALLER integer. Absolute value measures distance from zero and is always positive or zero, but that distance does not decide which integer is greater — only left-to-right order on the number line does. Before you submit, ask: am I comparing distance from zero (absolute value) or position on the number line (greater/less than)?</w:t>
+      </w:r>
+    </w:p>
+    <w:p>
+      <w:pPr>
+        <w:spacing w:after="40" w:before="0"/>
+      </w:pPr>
+      <w:r>
+        <w:rPr>
+          <w:b/>
+          <w:bCs/>
+        </w:rPr>
+        <w:t xml:space="preserve">9. A. |-12| because 12 &gt; 7</w:t>
+      </w:r>
+    </w:p>
+    <w:p>
+      <w:pPr>
+        <w:spacing w:after="20" w:before="0"/>
+      </w:pPr>
+      <w:r>
+        <w:t xml:space="preserve">     |-12| = 12 and |7| = 7. Since 12 &gt; 7, the absolute value of -12 is greater.</w:t>
       </w:r>
     </w:p>
     <w:p>
@@ -1694,59 +1720,7 @@
           <w:i/>
           <w:iCs/>
         </w:rPr>
-        <w:t xml:space="preserve">     Watch for: A common mistake in Solve Multiplication and Division Equations is applying the SAME operation again instead of the inverse — for example, seeing 6x = 42 and multiplying both sides by 6 to get x = 252, instead of dividing by 6 to get x = 7. Before you submit, ask: did I use the OPPOSITE operation shown in the equation, and did I apply it to both sides?</w:t>
-      </w:r>
-    </w:p>
-    <w:p>
-      <w:pPr>
-        <w:spacing w:after="40" w:before="0"/>
-      </w:pPr>
-      <w:r>
-        <w:rPr>
-          <w:b/>
-          <w:bCs/>
-        </w:rPr>
-        <w:t xml:space="preserve">9. Matches:</w:t>
-      </w:r>
-    </w:p>
-    <w:p>
-      <w:pPr>
-        <w:spacing w:after="20" w:before="0"/>
-      </w:pPr>
-      <w:r>
-        <w:t xml:space="preserve">     7x = 56 → x = 8</w:t>
-      </w:r>
-    </w:p>
-    <w:p>
-      <w:pPr>
-        <w:spacing w:after="20" w:before="0"/>
-      </w:pPr>
-      <w:r>
-        <w:t xml:space="preserve">     x / 5 = 4 → x = 20</w:t>
-      </w:r>
-    </w:p>
-    <w:p>
-      <w:pPr>
-        <w:spacing w:after="20" w:before="0"/>
-      </w:pPr>
-      <w:r>
-        <w:t xml:space="preserve">     11m = 33 → m = 3</w:t>
-      </w:r>
-    </w:p>
-    <w:p>
-      <w:pPr>
-        <w:spacing w:after="20" w:before="0"/>
-      </w:pPr>
-      <w:r>
-        <w:t xml:space="preserve">     p / 2 = 9 → p = 18</w:t>
-      </w:r>
-    </w:p>
-    <w:p>
-      <w:pPr>
-        <w:spacing w:after="40" w:before="0"/>
-      </w:pPr>
-      <w:r>
-        <w:t xml:space="preserve"/>
+        <w:t xml:space="preserve">     Watch for: A common mistake in Integers and Absolute Value is judging size by the digits alone instead of position on the number line — students think -8 is 'more' than -3 because 8 &gt; 3, when really -8 sits farther left (colder, deeper, or lower) and is actually the SMALLER integer. Absolute value measures distance from zero and is always positive or zero, but that distance does not decide which integer is greater — only left-to-right order on the number line does. Before you submit, ask: am I comparing distance from zero (absolute value) or position on the number line (greater/less than)?</w:t>
       </w:r>
     </w:p>
     <w:p>
@@ -1766,31 +1740,47 @@
         <w:spacing w:after="20" w:before="0"/>
       </w:pPr>
       <w:r>
-        <w:t xml:space="preserve">     6x = 48 → Divide both sides</w:t>
-      </w:r>
-    </w:p>
-    <w:p>
-      <w:pPr>
-        <w:spacing w:after="20" w:before="0"/>
-      </w:pPr>
-      <w:r>
-        <w:t xml:space="preserve">     9k = 27 → Divide both sides</w:t>
-      </w:r>
-    </w:p>
-    <w:p>
-      <w:pPr>
-        <w:spacing w:after="20" w:before="0"/>
-      </w:pPr>
-      <w:r>
-        <w:t xml:space="preserve">     x / 8 = 2 → Multiply both sides</w:t>
-      </w:r>
-    </w:p>
-    <w:p>
-      <w:pPr>
-        <w:spacing w:after="20" w:before="0"/>
-      </w:pPr>
-      <w:r>
-        <w:t xml:space="preserve">     n / 4 = 5 → Multiply both sides</w:t>
+        <w:t xml:space="preserve">     -9 degrees F (Ice Cave) → Below Freezing (colder than 0)</w:t>
+      </w:r>
+    </w:p>
+    <w:p>
+      <w:pPr>
+        <w:spacing w:after="20" w:before="0"/>
+      </w:pPr>
+      <w:r>
+        <w:t xml:space="preserve">     -3 degrees F (Snow Ridge) → Below Freezing (colder than 0)</w:t>
+      </w:r>
+    </w:p>
+    <w:p>
+      <w:pPr>
+        <w:spacing w:after="20" w:before="0"/>
+      </w:pPr>
+      <w:r>
+        <w:t xml:space="preserve">     5 degrees F (Tide Pool) → Freezing or Above (0 or warmer)</w:t>
+      </w:r>
+    </w:p>
+    <w:p>
+      <w:pPr>
+        <w:spacing w:after="20" w:before="0"/>
+      </w:pPr>
+      <w:r>
+        <w:t xml:space="preserve">     11 degrees F (Sunny Beach) → Freezing or Above (0 or warmer)</w:t>
+      </w:r>
+    </w:p>
+    <w:p>
+      <w:pPr>
+        <w:spacing w:after="20" w:before="0"/>
+      </w:pPr>
+      <w:r>
+        <w:t xml:space="preserve">     -1 degrees F (Frozen Dock) → Below Freezing (colder than 0)</w:t>
+      </w:r>
+    </w:p>
+    <w:p>
+      <w:pPr>
+        <w:spacing w:after="20" w:before="0"/>
+      </w:pPr>
+      <w:r>
+        <w:t xml:space="preserve">     0 degrees F (Sea Level Camp) → Freezing or Above (0 or warmer)</w:t>
       </w:r>
     </w:p>
     <w:p>

--- a/lessons/7-3/homework.docx
+++ b/lessons/7-3/homework.docx
@@ -12,7 +12,7 @@
           <w:b/>
           <w:bCs/>
         </w:rPr>
-        <w:t xml:space="preserve">Integers and Absolute Value — Homework</w:t>
+        <w:t xml:space="preserve">Understand Absolute Value of Rational Numbers — Homework</w:t>
       </w:r>
     </w:p>
     <w:p>
@@ -24,7 +24,7 @@
           <w:i/>
           <w:iCs/>
         </w:rPr>
-        <w:t xml:space="preserve">Lesson 9-2  •  Standard 6.NOS.8</w:t>
+        <w:t xml:space="preserve">Lesson 7-3  •  Standard 6.NOS.8</w:t>
       </w:r>
     </w:p>
     <w:p>
@@ -161,10 +161,10 @@
           <w:b/>
           <w:bCs/>
         </w:rPr>
-        <w:t xml:space="preserve">Integer (Número entero)</w:t>
-      </w:r>
-      <w:r>
-        <w:t xml:space="preserve"> — A whole number that can be positive, negative, or zero.</w:t>
+        <w:t xml:space="preserve">Integers and Absolute Value (Enteros y valor absoluto)</w:t>
+      </w:r>
+      <w:r>
+        <w:t xml:space="preserve"> — Integers are whole numbers and their opposites; absolute value is their distance from zero.</w:t>
       </w:r>
     </w:p>
     <w:p>
@@ -224,10 +224,10 @@
           <w:b/>
           <w:bCs/>
         </w:rPr>
-        <w:t xml:space="preserve">Positive (Positivo)</w:t>
-      </w:r>
-      <w:r>
-        <w:t xml:space="preserve"> — A number bigger than zero, to the right of zero on a number line.</w:t>
+        <w:t xml:space="preserve">Integer (Número entero)</w:t>
+      </w:r>
+      <w:r>
+        <w:t xml:space="preserve"> — Whole numbers and their opposites, like -2, -1, 0, 1, 2.</w:t>
       </w:r>
     </w:p>
     <w:p>
@@ -287,10 +287,10 @@
           <w:b/>
           <w:bCs/>
         </w:rPr>
-        <w:t xml:space="preserve">Negative (Negativo)</w:t>
-      </w:r>
-      <w:r>
-        <w:t xml:space="preserve"> — A number smaller than zero, to the left of zero on a number line.</w:t>
+        <w:t xml:space="preserve">Positive (Positivo)</w:t>
+      </w:r>
+      <w:r>
+        <w:t xml:space="preserve"> — A number bigger than zero, to the right of zero on a number line.</w:t>
       </w:r>
     </w:p>
     <w:p>
@@ -350,10 +350,10 @@
           <w:b/>
           <w:bCs/>
         </w:rPr>
-        <w:t xml:space="preserve">Absolute value (Valor absoluto)</w:t>
-      </w:r>
-      <w:r>
-        <w:t xml:space="preserve"> — How far a number is from zero. It is never negative.</w:t>
+        <w:t xml:space="preserve">Negative (Negativo)</w:t>
+      </w:r>
+      <w:r>
+        <w:t xml:space="preserve"> — A number smaller than zero, to the left of zero on a number line.</w:t>
       </w:r>
     </w:p>
     <w:p>
@@ -382,6 +382,69 @@
                   </pic:nvPicPr>
                   <pic:blipFill>
                     <a:blip r:embed="rId11" cstate="none"/>
+                    <a:srcRect/>
+                    <a:stretch>
+                      <a:fillRect/>
+                    </a:stretch>
+                  </pic:blipFill>
+                  <pic:spPr bwMode="auto">
+                    <a:xfrm>
+                      <a:off x="0" y="0"/>
+                      <a:ext cx="1047750" cy="790575"/>
+                    </a:xfrm>
+                    <a:prstGeom prst="rect">
+                      <a:avLst/>
+                    </a:prstGeom>
+                  </pic:spPr>
+                </pic:pic>
+              </a:graphicData>
+            </a:graphic>
+          </wp:inline>
+        </w:drawing>
+      </w:r>
+    </w:p>
+    <w:p>
+      <w:pPr>
+        <w:keepNext/>
+        <w:spacing w:after="120"/>
+      </w:pPr>
+      <w:r>
+        <w:rPr>
+          <w:b/>
+          <w:bCs/>
+        </w:rPr>
+        <w:t xml:space="preserve">Absolute value (Valor absoluto)</w:t>
+      </w:r>
+      <w:r>
+        <w:t xml:space="preserve"> — How far a number is from zero. It is never negative.</w:t>
+      </w:r>
+    </w:p>
+    <w:p>
+      <w:pPr>
+        <w:keepNext/>
+        <w:spacing w:after="20" w:before="80"/>
+        <w:jc w:val="center"/>
+      </w:pPr>
+      <w:r>
+        <w:drawing>
+          <wp:inline distT="0" distB="0" distL="0" distR="0">
+            <wp:extent cx="1047750" cy="790575"/>
+            <wp:effectExtent t="0" r="0" b="0" l="0"/>
+            <wp:docPr id="1" name="" descr="" title=""/>
+            <wp:cNvGraphicFramePr>
+              <a:graphicFrameLocks xmlns:a="http://schemas.openxmlformats.org/drawingml/2006/main" noChangeAspect="1"/>
+            </wp:cNvGraphicFramePr>
+            <a:graphic xmlns:a="http://schemas.openxmlformats.org/drawingml/2006/main">
+              <a:graphicData uri="http://schemas.openxmlformats.org/drawingml/2006/picture">
+                <pic:pic xmlns:pic="http://schemas.openxmlformats.org/drawingml/2006/picture">
+                  <pic:nvPicPr>
+                    <pic:cNvPr id="0" name="" descr=""/>
+                    <pic:cNvPicPr>
+                      <a:picLocks noChangeAspect="1" noChangeArrowheads="1"/>
+                    </pic:cNvPicPr>
+                  </pic:nvPicPr>
+                  <pic:blipFill>
+                    <a:blip r:embed="rId12" cstate="none"/>
                     <a:srcRect/>
                     <a:stretch>
                       <a:fillRect/>
@@ -997,7 +1060,7 @@
           <w:b/>
           <w:bCs/>
         </w:rPr>
-        <w:t xml:space="preserve">6. onLevel — Confusing Opposite with Absolute Value</w:t>
+        <w:t xml:space="preserve">6. Confusing Opposite with Absolute Value</w:t>
       </w:r>
     </w:p>
     <w:p>
@@ -1608,7 +1671,7 @@
           <w:b/>
           <w:bCs/>
         </w:rPr>
-        <w:t xml:space="preserve">6. onLevel — Confusing Opposite with Absolute Value</w:t>
+        <w:t xml:space="preserve">6. Confusing Opposite with Absolute Value</w:t>
       </w:r>
     </w:p>
     <w:p>
@@ -1625,6 +1688,14 @@
       </w:pPr>
       <w:r>
         <w:t xml:space="preserve">     Correct work: Absolute value and opposite are different operations. Absolute value measures distance from zero and is never negative: |9| = 9. Opposite reflects a number to the other side of zero, flipping its sign: the opposite of 9 is -9, not 9. The two operations only give the same result for the number 0 — every other number has a different absolute value and opposite.</w:t>
+      </w:r>
+    </w:p>
+    <w:p>
+      <w:pPr>
+        <w:spacing w:after="80" w:before="0"/>
+      </w:pPr>
+      <w:r>
+        <w:t xml:space="preserve">     Watch for: The student's thinking step treats absolute value and opposite as the same operation, but they are not. Absolute value gives the distance from zero, so |9| = 9, while the opposite reflects the number across zero, so the opposite of 9 is -9 — the two only agree for the number 0.</w:t>
       </w:r>
     </w:p>
     <w:p>

--- a/lessons/7-3/homework.docx
+++ b/lessons/7-3/homework.docx
@@ -80,7 +80,7 @@
         <w:spacing w:after="60" w:before="0"/>
       </w:pPr>
       <w:r>
-        <w:t xml:space="preserve">Content: I can identify integers and find their absolute value.</w:t>
+        <w:t xml:space="preserve">Content: I can find the absolute value of a rational number — an integer, fraction, or decimal — as its distance from zero.</w:t>
       </w:r>
     </w:p>
     <w:p>
@@ -88,7 +88,7 @@
         <w:spacing w:after="60" w:before="0"/>
       </w:pPr>
       <w:r>
-        <w:t xml:space="preserve">Language: I can explain my reasoning using the words integer, positive, negative, absolute value, and opposite.</w:t>
+        <w:t xml:space="preserve">Language: I can explain absolute value using the words distance, zero, opposite, and rational number.</w:t>
       </w:r>
     </w:p>
     <w:p>
@@ -480,6 +480,69 @@
       </w:r>
       <w:r>
         <w:t xml:space="preserve"> — Two numbers the same distance from zero, on opposite sides, like 3 and -3.</w:t>
+      </w:r>
+    </w:p>
+    <w:p>
+      <w:pPr>
+        <w:keepNext/>
+        <w:spacing w:after="20" w:before="80"/>
+        <w:jc w:val="center"/>
+      </w:pPr>
+      <w:r>
+        <w:drawing>
+          <wp:inline distT="0" distB="0" distL="0" distR="0">
+            <wp:extent cx="1047750" cy="790575"/>
+            <wp:effectExtent t="0" r="0" b="0" l="0"/>
+            <wp:docPr id="1" name="" descr="" title=""/>
+            <wp:cNvGraphicFramePr>
+              <a:graphicFrameLocks xmlns:a="http://schemas.openxmlformats.org/drawingml/2006/main" noChangeAspect="1"/>
+            </wp:cNvGraphicFramePr>
+            <a:graphic xmlns:a="http://schemas.openxmlformats.org/drawingml/2006/main">
+              <a:graphicData uri="http://schemas.openxmlformats.org/drawingml/2006/picture">
+                <pic:pic xmlns:pic="http://schemas.openxmlformats.org/drawingml/2006/picture">
+                  <pic:nvPicPr>
+                    <pic:cNvPr id="0" name="" descr=""/>
+                    <pic:cNvPicPr>
+                      <a:picLocks noChangeAspect="1" noChangeArrowheads="1"/>
+                    </pic:cNvPicPr>
+                  </pic:nvPicPr>
+                  <pic:blipFill>
+                    <a:blip r:embed="rId13" cstate="none"/>
+                    <a:srcRect/>
+                    <a:stretch>
+                      <a:fillRect/>
+                    </a:stretch>
+                  </pic:blipFill>
+                  <pic:spPr bwMode="auto">
+                    <a:xfrm>
+                      <a:off x="0" y="0"/>
+                      <a:ext cx="1047750" cy="790575"/>
+                    </a:xfrm>
+                    <a:prstGeom prst="rect">
+                      <a:avLst/>
+                    </a:prstGeom>
+                  </pic:spPr>
+                </pic:pic>
+              </a:graphicData>
+            </a:graphic>
+          </wp:inline>
+        </w:drawing>
+      </w:r>
+    </w:p>
+    <w:p>
+      <w:pPr>
+        <w:keepNext/>
+        <w:spacing w:after="120"/>
+      </w:pPr>
+      <w:r>
+        <w:rPr>
+          <w:b/>
+          <w:bCs/>
+        </w:rPr>
+        <w:t xml:space="preserve">Rational number (Número racional)</w:t>
+      </w:r>
+      <w:r>
+        <w:t xml:space="preserve"> — Any number that can be written as a fraction, including whole numbers, decimals, and negatives.</w:t>
       </w:r>
     </w:p>
     <w:p>

--- a/lessons/7-3/homework.docx
+++ b/lessons/7-3/homework.docx
@@ -542,7 +542,7 @@
         <w:t xml:space="preserve">Rational number (Número racional)</w:t>
       </w:r>
       <w:r>
-        <w:t xml:space="preserve"> — Any number that can be written as a fraction, including whole numbers, decimals, and negatives.</w:t>
+        <w:t xml:space="preserve"> — A number that can be written as a fraction of two integers, with a bottom number that is not zero.</w:t>
       </w:r>
     </w:p>
     <w:p>
@@ -1204,7 +1204,62 @@
           <w:b/>
           <w:bCs/>
         </w:rPr>
-        <w:t xml:space="preserve">7. On a frosty morning at the mountain cache, the thermometer reads -8 degrees. What is the absolute value of -8?</w:t>
+        <w:t xml:space="preserve">7. Which number has the LEAST absolute value: −1.5, 0.75, −1/4, or 2?</w:t>
+      </w:r>
+    </w:p>
+    <w:p>
+      <w:pPr>
+        <w:spacing w:after="40" w:before="0"/>
+      </w:pPr>
+      <w:r>
+        <w:t xml:space="preserve">     A. −1/4</w:t>
+      </w:r>
+    </w:p>
+    <w:p>
+      <w:pPr>
+        <w:spacing w:after="40" w:before="0"/>
+      </w:pPr>
+      <w:r>
+        <w:t xml:space="preserve">     B. 0.75</w:t>
+      </w:r>
+    </w:p>
+    <w:p>
+      <w:pPr>
+        <w:spacing w:after="40" w:before="0"/>
+      </w:pPr>
+      <w:r>
+        <w:t xml:space="preserve">     C. −1.5</w:t>
+      </w:r>
+    </w:p>
+    <w:p>
+      <w:pPr>
+        <w:spacing w:after="40" w:before="0"/>
+      </w:pPr>
+      <w:r>
+        <w:t xml:space="preserve">     D. 2</w:t>
+      </w:r>
+    </w:p>
+    <w:p>
+      <w:pPr>
+        <w:spacing w:after="60" w:before="120"/>
+      </w:pPr>
+      <w:r>
+        <w:rPr>
+          <w:color w:val="BBBBBB"/>
+        </w:rPr>
+        <w:t xml:space="preserve">______________________________________________________________________</w:t>
+      </w:r>
+    </w:p>
+    <w:p>
+      <w:pPr>
+        <w:spacing w:after="80" w:before="0"/>
+      </w:pPr>
+      <w:r>
+        <w:rPr>
+          <w:b/>
+          <w:bCs/>
+        </w:rPr>
+        <w:t xml:space="preserve">8. On a frosty morning at the mountain cache, the thermometer reads -8 degrees. What is the absolute value of -8?</w:t>
       </w:r>
     </w:p>
     <w:p>
@@ -1259,7 +1314,7 @@
           <w:b/>
           <w:bCs/>
         </w:rPr>
-        <w:t xml:space="preserve">8. Two treasure sites report their temperatures: -5 degrees F at the Ice Cave and -2 degrees F at the Frozen Dock. Which site is COLDER?</w:t>
+        <w:t xml:space="preserve">9. Two treasure sites report their temperatures: -5 degrees F at the Ice Cave and -2 degrees F at the Frozen Dock. Which site is COLDER?</w:t>
       </w:r>
     </w:p>
     <w:p>
@@ -1314,7 +1369,7 @@
           <w:b/>
           <w:bCs/>
         </w:rPr>
-        <w:t xml:space="preserve">9. Captain Vega compares |-12| (a deep cave) and |7| (a hilltop). Which absolute value is GREATER?</w:t>
+        <w:t xml:space="preserve">10. Captain Vega compares |-12| (a deep cave) and |7| (a hilltop). Which absolute value is GREATER?</w:t>
       </w:r>
     </w:p>
     <w:p>
@@ -1361,15 +1416,41 @@
       </w:r>
     </w:p>
     <w:p>
-      <w:pPr>
-        <w:spacing w:after="80" w:before="0"/>
-      </w:pPr>
-      <w:r>
-        <w:rPr>
-          <w:b/>
-          <w:bCs/>
-        </w:rPr>
-        <w:t xml:space="preserve">10. Drag each treasure-site temperature into the right group: below freezing (colder than 0 degrees) or above freezing (0 degrees or warmer).</w:t>
+      <w:r>
+        <w:br w:type="page"/>
+      </w:r>
+    </w:p>
+    <w:p>
+      <w:pPr>
+        <w:pStyle w:val="Heading1"/>
+        <w:spacing w:after="120"/>
+      </w:pPr>
+      <w:r>
+        <w:rPr>
+          <w:b/>
+          <w:bCs/>
+        </w:rPr>
+        <w:t xml:space="preserve">Answer Key (Teacher)</w:t>
+      </w:r>
+    </w:p>
+    <w:p>
+      <w:pPr>
+        <w:spacing w:after="40" w:before="0"/>
+      </w:pPr>
+      <w:r>
+        <w:rPr>
+          <w:b/>
+          <w:bCs/>
+        </w:rPr>
+        <w:t xml:space="preserve">1. A. 9</w:t>
+      </w:r>
+    </w:p>
+    <w:p>
+      <w:pPr>
+        <w:spacing w:after="20" w:before="0"/>
+      </w:pPr>
+      <w:r>
+        <w:t xml:space="preserve">     Absolute value is the distance from zero. -9 is 9 units from zero, so |-9| = 9.</w:t>
       </w:r>
     </w:p>
     <w:p>
@@ -1381,104 +1462,27 @@
           <w:i/>
           <w:iCs/>
         </w:rPr>
-        <w:t xml:space="preserve">Groups: Below Freezing (colder than 0)   |   Freezing or Above (0 or warmer)</w:t>
-      </w:r>
-    </w:p>
-    <w:p>
-      <w:pPr>
-        <w:spacing w:after="40" w:before="0"/>
-      </w:pPr>
-      <w:r>
-        <w:t xml:space="preserve">   • -9 degrees F (Ice Cave)   → __________________</w:t>
-      </w:r>
-    </w:p>
-    <w:p>
-      <w:pPr>
-        <w:spacing w:after="40" w:before="0"/>
-      </w:pPr>
-      <w:r>
-        <w:t xml:space="preserve">   • -3 degrees F (Snow Ridge)   → __________________</w:t>
-      </w:r>
-    </w:p>
-    <w:p>
-      <w:pPr>
-        <w:spacing w:after="40" w:before="0"/>
-      </w:pPr>
-      <w:r>
-        <w:t xml:space="preserve">   • 5 degrees F (Tide Pool)   → __________________</w:t>
-      </w:r>
-    </w:p>
-    <w:p>
-      <w:pPr>
-        <w:spacing w:after="40" w:before="0"/>
-      </w:pPr>
-      <w:r>
-        <w:t xml:space="preserve">   • 11 degrees F (Sunny Beach)   → __________________</w:t>
-      </w:r>
-    </w:p>
-    <w:p>
-      <w:pPr>
-        <w:spacing w:after="40" w:before="0"/>
-      </w:pPr>
-      <w:r>
-        <w:t xml:space="preserve">   • -1 degrees F (Frozen Dock)   → __________________</w:t>
-      </w:r>
-    </w:p>
-    <w:p>
-      <w:pPr>
-        <w:spacing w:after="40" w:before="0"/>
-      </w:pPr>
-      <w:r>
-        <w:t xml:space="preserve">   • 0 degrees F (Sea Level Camp)   → __________________</w:t>
-      </w:r>
-    </w:p>
-    <w:p>
-      <w:pPr>
-        <w:spacing w:after="60" w:before="120"/>
-      </w:pPr>
-      <w:r>
-        <w:rPr>
-          <w:color w:val="BBBBBB"/>
-        </w:rPr>
-        <w:t xml:space="preserve">______________________________________________________________________</w:t>
-      </w:r>
-    </w:p>
-    <w:p>
-      <w:r>
-        <w:br w:type="page"/>
-      </w:r>
-    </w:p>
-    <w:p>
-      <w:pPr>
-        <w:pStyle w:val="Heading1"/>
-        <w:spacing w:after="120"/>
-      </w:pPr>
-      <w:r>
-        <w:rPr>
-          <w:b/>
-          <w:bCs/>
-        </w:rPr>
-        <w:t xml:space="preserve">Answer Key (Teacher)</w:t>
-      </w:r>
-    </w:p>
-    <w:p>
-      <w:pPr>
-        <w:spacing w:after="40" w:before="0"/>
-      </w:pPr>
-      <w:r>
-        <w:rPr>
-          <w:b/>
-          <w:bCs/>
-        </w:rPr>
-        <w:t xml:space="preserve">1. A. 9</w:t>
-      </w:r>
-    </w:p>
-    <w:p>
-      <w:pPr>
-        <w:spacing w:after="20" w:before="0"/>
-      </w:pPr>
-      <w:r>
-        <w:t xml:space="preserve">     Absolute value is the distance from zero. -9 is 9 units from zero, so |-9| = 9.</w:t>
+        <w:t xml:space="preserve">     Watch for: A common mistake in Integers and Absolute Value is judging size by the digits alone instead of position on the number line — students think -8 is 'more' than -3 because 8 &gt; 3, when really -8 sits farther left (colder, deeper, or lower) and is actually the SMALLER integer. Absolute value measures distance from zero and is always positive or zero, but that distance does not decide which integer is greater — only left-to-right order on the number line does. Before you submit, ask: am I comparing distance from zero (absolute value) or position on the number line (greater/less than)?</w:t>
+      </w:r>
+    </w:p>
+    <w:p>
+      <w:pPr>
+        <w:spacing w:after="40" w:before="0"/>
+      </w:pPr>
+      <w:r>
+        <w:rPr>
+          <w:b/>
+          <w:bCs/>
+        </w:rPr>
+        <w:t xml:space="preserve">2. A. 7</w:t>
+      </w:r>
+    </w:p>
+    <w:p>
+      <w:pPr>
+        <w:spacing w:after="20" w:before="0"/>
+      </w:pPr>
+      <w:r>
+        <w:t xml:space="preserve">     |-3| = 3, |7| = 7, |-5| = 5, |2| = 2. The greatest absolute value is 7.</w:t>
       </w:r>
     </w:p>
     <w:p>
@@ -1502,15 +1506,183 @@
           <w:b/>
           <w:bCs/>
         </w:rPr>
-        <w:t xml:space="preserve">2. A. 7</w:t>
-      </w:r>
-    </w:p>
-    <w:p>
-      <w:pPr>
-        <w:spacing w:after="20" w:before="0"/>
-      </w:pPr>
-      <w:r>
-        <w:t xml:space="preserve">     |-3| = 3, |7| = 7, |-5| = 5, |2| = 2. The greatest absolute value is 7.</w:t>
+        <w:t xml:space="preserve">3. Complete the table with each integer's absolute value and its opposite.</w:t>
+      </w:r>
+    </w:p>
+    <w:p>
+      <w:pPr>
+        <w:spacing w:after="20" w:before="0"/>
+      </w:pPr>
+      <w:r>
+        <w:t xml:space="preserve">     -7 — Absolute Value: 7</w:t>
+      </w:r>
+    </w:p>
+    <w:p>
+      <w:pPr>
+        <w:spacing w:after="20" w:before="0"/>
+      </w:pPr>
+      <w:r>
+        <w:t xml:space="preserve">     -7 — Opposite: 7</w:t>
+      </w:r>
+    </w:p>
+    <w:p>
+      <w:pPr>
+        <w:spacing w:after="20" w:before="0"/>
+      </w:pPr>
+      <w:r>
+        <w:t xml:space="preserve">     4 — Absolute Value: 4</w:t>
+      </w:r>
+    </w:p>
+    <w:p>
+      <w:pPr>
+        <w:spacing w:after="20" w:before="0"/>
+      </w:pPr>
+      <w:r>
+        <w:t xml:space="preserve">     4 — Opposite: -4</w:t>
+      </w:r>
+    </w:p>
+    <w:p>
+      <w:pPr>
+        <w:spacing w:after="20" w:before="0"/>
+      </w:pPr>
+      <w:r>
+        <w:t xml:space="preserve">     -12 — Absolute Value: 12</w:t>
+      </w:r>
+    </w:p>
+    <w:p>
+      <w:pPr>
+        <w:spacing w:after="20" w:before="0"/>
+      </w:pPr>
+      <w:r>
+        <w:t xml:space="preserve">     -12 — Opposite: 12</w:t>
+      </w:r>
+    </w:p>
+    <w:p>
+      <w:pPr>
+        <w:spacing w:after="20" w:before="0"/>
+      </w:pPr>
+      <w:r>
+        <w:t xml:space="preserve">     0 — Absolute Value: 0</w:t>
+      </w:r>
+    </w:p>
+    <w:p>
+      <w:pPr>
+        <w:spacing w:after="20" w:before="0"/>
+      </w:pPr>
+      <w:r>
+        <w:t xml:space="preserve">     0 — Opposite: 0</w:t>
+      </w:r>
+    </w:p>
+    <w:p>
+      <w:pPr>
+        <w:spacing w:after="20" w:before="0"/>
+      </w:pPr>
+      <w:r>
+        <w:t xml:space="preserve">     9 — Absolute Value: 9</w:t>
+      </w:r>
+    </w:p>
+    <w:p>
+      <w:pPr>
+        <w:spacing w:after="20" w:before="0"/>
+      </w:pPr>
+      <w:r>
+        <w:t xml:space="preserve">     9 — Opposite: -9</w:t>
+      </w:r>
+    </w:p>
+    <w:p>
+      <w:pPr>
+        <w:spacing w:after="40" w:before="0"/>
+      </w:pPr>
+      <w:r>
+        <w:t xml:space="preserve"/>
+      </w:r>
+    </w:p>
+    <w:p>
+      <w:pPr>
+        <w:spacing w:after="40" w:before="0"/>
+      </w:pPr>
+      <w:r>
+        <w:rPr>
+          <w:b/>
+          <w:bCs/>
+        </w:rPr>
+        <w:t xml:space="preserve">4. Correct groups:</w:t>
+      </w:r>
+    </w:p>
+    <w:p>
+      <w:pPr>
+        <w:spacing w:after="20" w:before="0"/>
+      </w:pPr>
+      <w:r>
+        <w:t xml:space="preserve">     undefined → undefined</w:t>
+      </w:r>
+    </w:p>
+    <w:p>
+      <w:pPr>
+        <w:spacing w:after="20" w:before="0"/>
+      </w:pPr>
+      <w:r>
+        <w:t xml:space="preserve">     undefined → undefined</w:t>
+      </w:r>
+    </w:p>
+    <w:p>
+      <w:pPr>
+        <w:spacing w:after="20" w:before="0"/>
+      </w:pPr>
+      <w:r>
+        <w:t xml:space="preserve">     undefined → undefined</w:t>
+      </w:r>
+    </w:p>
+    <w:p>
+      <w:pPr>
+        <w:spacing w:after="20" w:before="0"/>
+      </w:pPr>
+      <w:r>
+        <w:t xml:space="preserve">     undefined → undefined</w:t>
+      </w:r>
+    </w:p>
+    <w:p>
+      <w:pPr>
+        <w:spacing w:after="20" w:before="0"/>
+      </w:pPr>
+      <w:r>
+        <w:t xml:space="preserve">     undefined → undefined</w:t>
+      </w:r>
+    </w:p>
+    <w:p>
+      <w:pPr>
+        <w:spacing w:after="20" w:before="0"/>
+      </w:pPr>
+      <w:r>
+        <w:t xml:space="preserve">     undefined → undefined</w:t>
+      </w:r>
+    </w:p>
+    <w:p>
+      <w:pPr>
+        <w:spacing w:after="40" w:before="0"/>
+      </w:pPr>
+      <w:r>
+        <w:t xml:space="preserve"/>
+      </w:r>
+    </w:p>
+    <w:p>
+      <w:pPr>
+        <w:spacing w:after="40" w:before="0"/>
+      </w:pPr>
+      <w:r>
+        <w:rPr>
+          <w:b/>
+          <w:bCs/>
+        </w:rPr>
+        <w:t xml:space="preserve">5. A. |-4| = |4| because both are 4 units from zero</w:t>
+      </w:r>
+    </w:p>
+    <w:p>
+      <w:pPr>
+        <w:spacing w:after="20" w:before="0"/>
+      </w:pPr>
+      <w:r>
+        <w:t xml:space="preserve">     Absolute value measures distance from zero. Both -4 and 4 are 4 units from zero, so |-4| = |4| = 4.</w:t>
       </w:r>
     </w:p>
     <w:p>
@@ -1534,183 +1706,51 @@
           <w:b/>
           <w:bCs/>
         </w:rPr>
-        <w:t xml:space="preserve">3. Complete the table with each integer's absolute value and its opposite.</w:t>
-      </w:r>
-    </w:p>
-    <w:p>
-      <w:pPr>
-        <w:spacing w:after="20" w:before="0"/>
-      </w:pPr>
-      <w:r>
-        <w:t xml:space="preserve">     -7 — Absolute Value: 7</w:t>
-      </w:r>
-    </w:p>
-    <w:p>
-      <w:pPr>
-        <w:spacing w:after="20" w:before="0"/>
-      </w:pPr>
-      <w:r>
-        <w:t xml:space="preserve">     -7 — Opposite: 7</w:t>
-      </w:r>
-    </w:p>
-    <w:p>
-      <w:pPr>
-        <w:spacing w:after="20" w:before="0"/>
-      </w:pPr>
-      <w:r>
-        <w:t xml:space="preserve">     4 — Absolute Value: 4</w:t>
-      </w:r>
-    </w:p>
-    <w:p>
-      <w:pPr>
-        <w:spacing w:after="20" w:before="0"/>
-      </w:pPr>
-      <w:r>
-        <w:t xml:space="preserve">     4 — Opposite: -4</w:t>
-      </w:r>
-    </w:p>
-    <w:p>
-      <w:pPr>
-        <w:spacing w:after="20" w:before="0"/>
-      </w:pPr>
-      <w:r>
-        <w:t xml:space="preserve">     -12 — Absolute Value: 12</w:t>
-      </w:r>
-    </w:p>
-    <w:p>
-      <w:pPr>
-        <w:spacing w:after="20" w:before="0"/>
-      </w:pPr>
-      <w:r>
-        <w:t xml:space="preserve">     -12 — Opposite: 12</w:t>
-      </w:r>
-    </w:p>
-    <w:p>
-      <w:pPr>
-        <w:spacing w:after="20" w:before="0"/>
-      </w:pPr>
-      <w:r>
-        <w:t xml:space="preserve">     0 — Absolute Value: 0</w:t>
-      </w:r>
-    </w:p>
-    <w:p>
-      <w:pPr>
-        <w:spacing w:after="20" w:before="0"/>
-      </w:pPr>
-      <w:r>
-        <w:t xml:space="preserve">     0 — Opposite: 0</w:t>
-      </w:r>
-    </w:p>
-    <w:p>
-      <w:pPr>
-        <w:spacing w:after="20" w:before="0"/>
-      </w:pPr>
-      <w:r>
-        <w:t xml:space="preserve">     9 — Absolute Value: 9</w:t>
-      </w:r>
-    </w:p>
-    <w:p>
-      <w:pPr>
-        <w:spacing w:after="20" w:before="0"/>
-      </w:pPr>
-      <w:r>
-        <w:t xml:space="preserve">     9 — Opposite: -9</w:t>
-      </w:r>
-    </w:p>
-    <w:p>
-      <w:pPr>
-        <w:spacing w:after="40" w:before="0"/>
-      </w:pPr>
-      <w:r>
-        <w:t xml:space="preserve"/>
-      </w:r>
-    </w:p>
-    <w:p>
-      <w:pPr>
-        <w:spacing w:after="40" w:before="0"/>
-      </w:pPr>
-      <w:r>
-        <w:rPr>
-          <w:b/>
-          <w:bCs/>
-        </w:rPr>
-        <w:t xml:space="preserve">4. Correct groups:</w:t>
-      </w:r>
-    </w:p>
-    <w:p>
-      <w:pPr>
-        <w:spacing w:after="20" w:before="0"/>
-      </w:pPr>
-      <w:r>
-        <w:t xml:space="preserve">     undefined → undefined</w:t>
-      </w:r>
-    </w:p>
-    <w:p>
-      <w:pPr>
-        <w:spacing w:after="20" w:before="0"/>
-      </w:pPr>
-      <w:r>
-        <w:t xml:space="preserve">     undefined → undefined</w:t>
-      </w:r>
-    </w:p>
-    <w:p>
-      <w:pPr>
-        <w:spacing w:after="20" w:before="0"/>
-      </w:pPr>
-      <w:r>
-        <w:t xml:space="preserve">     undefined → undefined</w:t>
-      </w:r>
-    </w:p>
-    <w:p>
-      <w:pPr>
-        <w:spacing w:after="20" w:before="0"/>
-      </w:pPr>
-      <w:r>
-        <w:t xml:space="preserve">     undefined → undefined</w:t>
-      </w:r>
-    </w:p>
-    <w:p>
-      <w:pPr>
-        <w:spacing w:after="20" w:before="0"/>
-      </w:pPr>
-      <w:r>
-        <w:t xml:space="preserve">     undefined → undefined</w:t>
-      </w:r>
-    </w:p>
-    <w:p>
-      <w:pPr>
-        <w:spacing w:after="20" w:before="0"/>
-      </w:pPr>
-      <w:r>
-        <w:t xml:space="preserve">     undefined → undefined</w:t>
-      </w:r>
-    </w:p>
-    <w:p>
-      <w:pPr>
-        <w:spacing w:after="40" w:before="0"/>
-      </w:pPr>
-      <w:r>
-        <w:t xml:space="preserve"/>
-      </w:r>
-    </w:p>
-    <w:p>
-      <w:pPr>
-        <w:spacing w:after="40" w:before="0"/>
-      </w:pPr>
-      <w:r>
-        <w:rPr>
-          <w:b/>
-          <w:bCs/>
-        </w:rPr>
-        <w:t xml:space="preserve">5. A. |-4| = |4| because both are 4 units from zero</w:t>
-      </w:r>
-    </w:p>
-    <w:p>
-      <w:pPr>
-        <w:spacing w:after="20" w:before="0"/>
-      </w:pPr>
-      <w:r>
-        <w:t xml:space="preserve">     Absolute value measures distance from zero. Both -4 and 4 are 4 units from zero, so |-4| = |4| = 4.</w:t>
+        <w:t xml:space="preserve">6. Confusing Opposite with Absolute Value</w:t>
+      </w:r>
+    </w:p>
+    <w:p>
+      <w:pPr>
+        <w:spacing w:after="20" w:before="0"/>
+      </w:pPr>
+      <w:r>
+        <w:t xml:space="preserve">     The mistake is in Step 2.</w:t>
+      </w:r>
+    </w:p>
+    <w:p>
+      <w:pPr>
+        <w:spacing w:after="20" w:before="0"/>
+      </w:pPr>
+      <w:r>
+        <w:t xml:space="preserve">     Correct work: Absolute value and opposite are different operations. Absolute value measures distance from zero and is never negative: |9| = 9. Opposite reflects a number to the other side of zero, flipping its sign: the opposite of 9 is -9, not 9. The two operations only give the same result for the number 0 — every other number has a different absolute value and opposite.</w:t>
+      </w:r>
+    </w:p>
+    <w:p>
+      <w:pPr>
+        <w:spacing w:after="80" w:before="0"/>
+      </w:pPr>
+      <w:r>
+        <w:t xml:space="preserve">     Watch for: The student's thinking step treats absolute value and opposite as the same operation, but they are not. Absolute value gives the distance from zero, so |9| = 9, while the opposite reflects the number across zero, so the opposite of 9 is -9 — the two only agree for the number 0.</w:t>
+      </w:r>
+    </w:p>
+    <w:p>
+      <w:pPr>
+        <w:spacing w:after="40" w:before="0"/>
+      </w:pPr>
+      <w:r>
+        <w:rPr>
+          <w:b/>
+          <w:bCs/>
+        </w:rPr>
+        <w:t xml:space="preserve">7. A. −1/4</w:t>
+      </w:r>
+    </w:p>
+    <w:p>
+      <w:pPr>
+        <w:spacing w:after="20" w:before="0"/>
+      </w:pPr>
+      <w:r>
+        <w:t xml:space="preserve">     |−1/4| = 0.25, |0.75| = 0.75, |−1.5| = 1.5, |2| = 2. The number CLOSEST to zero — regardless of sign — is −1/4.</w:t>
       </w:r>
     </w:p>
     <w:p>
@@ -1734,43 +1774,7 @@
           <w:b/>
           <w:bCs/>
         </w:rPr>
-        <w:t xml:space="preserve">6. Confusing Opposite with Absolute Value</w:t>
-      </w:r>
-    </w:p>
-    <w:p>
-      <w:pPr>
-        <w:spacing w:after="20" w:before="0"/>
-      </w:pPr>
-      <w:r>
-        <w:t xml:space="preserve">     The mistake is in Step 2.</w:t>
-      </w:r>
-    </w:p>
-    <w:p>
-      <w:pPr>
-        <w:spacing w:after="20" w:before="0"/>
-      </w:pPr>
-      <w:r>
-        <w:t xml:space="preserve">     Correct work: Absolute value and opposite are different operations. Absolute value measures distance from zero and is never negative: |9| = 9. Opposite reflects a number to the other side of zero, flipping its sign: the opposite of 9 is -9, not 9. The two operations only give the same result for the number 0 — every other number has a different absolute value and opposite.</w:t>
-      </w:r>
-    </w:p>
-    <w:p>
-      <w:pPr>
-        <w:spacing w:after="80" w:before="0"/>
-      </w:pPr>
-      <w:r>
-        <w:t xml:space="preserve">     Watch for: The student's thinking step treats absolute value and opposite as the same operation, but they are not. Absolute value gives the distance from zero, so |9| = 9, while the opposite reflects the number across zero, so the opposite of 9 is -9 — the two only agree for the number 0.</w:t>
-      </w:r>
-    </w:p>
-    <w:p>
-      <w:pPr>
-        <w:spacing w:after="40" w:before="0"/>
-      </w:pPr>
-      <w:r>
-        <w:rPr>
-          <w:b/>
-          <w:bCs/>
-        </w:rPr>
-        <w:t xml:space="preserve">7. A. 8</w:t>
+        <w:t xml:space="preserve">8. A. 8</w:t>
       </w:r>
     </w:p>
     <w:p>
@@ -1802,7 +1806,7 @@
           <w:b/>
           <w:bCs/>
         </w:rPr>
-        <w:t xml:space="preserve">8. A. -5 degrees F (Ice Cave)</w:t>
+        <w:t xml:space="preserve">9. A. -5 degrees F (Ice Cave)</w:t>
       </w:r>
     </w:p>
     <w:p>
@@ -1834,7 +1838,7 @@
           <w:b/>
           <w:bCs/>
         </w:rPr>
-        <w:t xml:space="preserve">9. A. |-12| because 12 &gt; 7</w:t>
+        <w:t xml:space="preserve">10. A. |-12| because 12 &gt; 7</w:t>
       </w:r>
     </w:p>
     <w:p>
@@ -1855,74 +1859,6 @@
           <w:iCs/>
         </w:rPr>
         <w:t xml:space="preserve">     Watch for: A common mistake in Integers and Absolute Value is judging size by the digits alone instead of position on the number line — students think -8 is 'more' than -3 because 8 &gt; 3, when really -8 sits farther left (colder, deeper, or lower) and is actually the SMALLER integer. Absolute value measures distance from zero and is always positive or zero, but that distance does not decide which integer is greater — only left-to-right order on the number line does. Before you submit, ask: am I comparing distance from zero (absolute value) or position on the number line (greater/less than)?</w:t>
-      </w:r>
-    </w:p>
-    <w:p>
-      <w:pPr>
-        <w:spacing w:after="40" w:before="0"/>
-      </w:pPr>
-      <w:r>
-        <w:rPr>
-          <w:b/>
-          <w:bCs/>
-        </w:rPr>
-        <w:t xml:space="preserve">10. Correct groups:</w:t>
-      </w:r>
-    </w:p>
-    <w:p>
-      <w:pPr>
-        <w:spacing w:after="20" w:before="0"/>
-      </w:pPr>
-      <w:r>
-        <w:t xml:space="preserve">     -9 degrees F (Ice Cave) → Below Freezing (colder than 0)</w:t>
-      </w:r>
-    </w:p>
-    <w:p>
-      <w:pPr>
-        <w:spacing w:after="20" w:before="0"/>
-      </w:pPr>
-      <w:r>
-        <w:t xml:space="preserve">     -3 degrees F (Snow Ridge) → Below Freezing (colder than 0)</w:t>
-      </w:r>
-    </w:p>
-    <w:p>
-      <w:pPr>
-        <w:spacing w:after="20" w:before="0"/>
-      </w:pPr>
-      <w:r>
-        <w:t xml:space="preserve">     5 degrees F (Tide Pool) → Freezing or Above (0 or warmer)</w:t>
-      </w:r>
-    </w:p>
-    <w:p>
-      <w:pPr>
-        <w:spacing w:after="20" w:before="0"/>
-      </w:pPr>
-      <w:r>
-        <w:t xml:space="preserve">     11 degrees F (Sunny Beach) → Freezing or Above (0 or warmer)</w:t>
-      </w:r>
-    </w:p>
-    <w:p>
-      <w:pPr>
-        <w:spacing w:after="20" w:before="0"/>
-      </w:pPr>
-      <w:r>
-        <w:t xml:space="preserve">     -1 degrees F (Frozen Dock) → Below Freezing (colder than 0)</w:t>
-      </w:r>
-    </w:p>
-    <w:p>
-      <w:pPr>
-        <w:spacing w:after="20" w:before="0"/>
-      </w:pPr>
-      <w:r>
-        <w:t xml:space="preserve">     0 degrees F (Sea Level Camp) → Freezing or Above (0 or warmer)</w:t>
-      </w:r>
-    </w:p>
-    <w:p>
-      <w:pPr>
-        <w:spacing w:after="40" w:before="0"/>
-      </w:pPr>
-      <w:r>
-        <w:t xml:space="preserve"/>
       </w:r>
     </w:p>
     <w:sectPr>
